--- a/QTQLĐT&HTQT03/QTQLĐT&HTQT03BM02.docx
+++ b/QTQLĐT&HTQT03/QTQLĐT&HTQT03BM02.docx
@@ -1,6 +1,6 @@
 
 <file path=word/document.xml><?xml version="1.0" encoding="utf-8"?>
-<w:document xmlns:wpc="http://schemas.microsoft.com/office/word/2010/wordprocessingCanvas" xmlns:cx="http://schemas.microsoft.com/office/drawing/2014/chartex" xmlns:cx1="http://schemas.microsoft.com/office/drawing/2015/9/8/chartex" xmlns:cx2="http://schemas.microsoft.com/office/drawing/2015/10/21/chartex" xmlns:cx3="http://schemas.microsoft.com/office/drawing/2016/5/9/chartex" xmlns:cx4="http://schemas.microsoft.com/office/drawing/2016/5/10/chartex" xmlns:cx5="http://schemas.microsoft.com/office/drawing/2016/5/11/chartex" xmlns:cx6="http://schemas.microsoft.com/office/drawing/2016/5/12/chartex" xmlns:cx7="http://schemas.microsoft.com/office/drawing/2016/5/13/chartex" xmlns:cx8="http://schemas.microsoft.com/office/drawing/2016/5/14/chartex" xmlns:mc="http://schemas.openxmlformats.org/markup-compatibility/2006" xmlns:aink="http://schemas.microsoft.com/office/drawing/2016/ink" xmlns:am3d="http://schemas.microsoft.com/office/drawing/2017/model3d" xmlns:o="urn:schemas-microsoft-com:office:office" xmlns:oel="http://schemas.microsoft.com/office/2019/extlst" xmlns:r="http://schemas.openxmlformats.org/officeDocument/2006/relationships" xmlns:m="http://schemas.openxmlformats.org/officeDocument/2006/math" xmlns:v="urn:schemas-microsoft-com:vml" xmlns:wp14="http://schemas.microsoft.com/office/word/2010/wordprocessingDrawing" xmlns:wp="http://schemas.openxmlformats.org/drawingml/2006/wordprocessingDrawing" xmlns:w10="urn:schemas-microsoft-com:office:word" xmlns:w="http://schemas.openxmlformats.org/wordprocessingml/2006/main" xmlns:w14="http://schemas.microsoft.com/office/word/2010/wordml" xmlns:w15="http://schemas.microsoft.com/office/word/2012/wordml" xmlns:w16cex="http://schemas.microsoft.com/office/word/2018/wordml/cex" xmlns:w16cid="http://schemas.microsoft.com/office/word/2016/wordml/cid" xmlns:w16="http://schemas.microsoft.com/office/word/2018/wordml" xmlns:w16sdtdh="http://schemas.microsoft.com/office/word/2020/wordml/sdtdatahash" xmlns:w16se="http://schemas.microsoft.com/office/word/2015/wordml/symex" xmlns:wpg="http://schemas.microsoft.com/office/word/2010/wordprocessingGroup" xmlns:wpi="http://schemas.microsoft.com/office/word/2010/wordprocessingInk" xmlns:wne="http://schemas.microsoft.com/office/word/2006/wordml" xmlns:wps="http://schemas.microsoft.com/office/word/2010/wordprocessingShape" mc:Ignorable="w14 w15 w16se w16cid w16 w16cex w16sdtdh wp14">
+<w:document xmlns:wpc="http://schemas.microsoft.com/office/word/2010/wordprocessingCanvas" xmlns:cx="http://schemas.microsoft.com/office/drawing/2014/chartex" xmlns:cx1="http://schemas.microsoft.com/office/drawing/2015/9/8/chartex" xmlns:cx2="http://schemas.microsoft.com/office/drawing/2015/10/21/chartex" xmlns:cx3="http://schemas.microsoft.com/office/drawing/2016/5/9/chartex" xmlns:cx4="http://schemas.microsoft.com/office/drawing/2016/5/10/chartex" xmlns:cx5="http://schemas.microsoft.com/office/drawing/2016/5/11/chartex" xmlns:cx6="http://schemas.microsoft.com/office/drawing/2016/5/12/chartex" xmlns:cx7="http://schemas.microsoft.com/office/drawing/2016/5/13/chartex" xmlns:cx8="http://schemas.microsoft.com/office/drawing/2016/5/14/chartex" xmlns:mc="http://schemas.openxmlformats.org/markup-compatibility/2006" xmlns:aink="http://schemas.microsoft.com/office/drawing/2016/ink" xmlns:am3d="http://schemas.microsoft.com/office/drawing/2017/model3d" xmlns:o="urn:schemas-microsoft-com:office:office" xmlns:oel="http://schemas.microsoft.com/office/2019/extlst" xmlns:r="http://schemas.openxmlformats.org/officeDocument/2006/relationships" xmlns:m="http://schemas.openxmlformats.org/officeDocument/2006/math" xmlns:v="urn:schemas-microsoft-com:vml" xmlns:wp14="http://schemas.microsoft.com/office/word/2010/wordprocessingDrawing" xmlns:wp="http://schemas.openxmlformats.org/drawingml/2006/wordprocessingDrawing" xmlns:w10="urn:schemas-microsoft-com:office:word" xmlns:w="http://schemas.openxmlformats.org/wordprocessingml/2006/main" xmlns:w14="http://schemas.microsoft.com/office/word/2010/wordml" xmlns:w15="http://schemas.microsoft.com/office/word/2012/wordml" xmlns:w16cex="http://schemas.microsoft.com/office/word/2018/wordml/cex" xmlns:w16cid="http://schemas.microsoft.com/office/word/2016/wordml/cid" xmlns:w16="http://schemas.microsoft.com/office/word/2018/wordml" xmlns:w16du="http://schemas.microsoft.com/office/word/2023/wordml/word16du" xmlns:w16sdtdh="http://schemas.microsoft.com/office/word/2020/wordml/sdtdatahash" xmlns:w16sdtfl="http://schemas.microsoft.com/office/word/2024/wordml/sdtformatlock" xmlns:w16se="http://schemas.microsoft.com/office/word/2015/wordml/symex" xmlns:wpg="http://schemas.microsoft.com/office/word/2010/wordprocessingGroup" xmlns:wpi="http://schemas.microsoft.com/office/word/2010/wordprocessingInk" xmlns:wne="http://schemas.microsoft.com/office/word/2006/wordml" xmlns:wps="http://schemas.microsoft.com/office/word/2010/wordprocessingShape" mc:Ignorable="w14 w15 w16se w16cid w16 w16cex w16sdtdh w16sdtfl w16du wp14">
   <w:body>
     <w:p>
       <w:pPr>
@@ -641,106 +641,16 @@
                 </mc:Fallback>
               </mc:AlternateContent>
             </w:r>
-            <w:proofErr w:type="spellStart"/>
-            <w:r>
-              <w:rPr>
-                <w:rFonts w:ascii="Times New Roman" w:hAnsi="Times New Roman"/>
-                <w:b/>
-                <w:color w:val="000000" w:themeColor="text1"/>
-                <w:sz w:val="26"/>
-                <w:szCs w:val="26"/>
-              </w:rPr>
-              <w:t>Độc</w:t>
-            </w:r>
-            <w:proofErr w:type="spellEnd"/>
-            <w:r>
-              <w:rPr>
-                <w:rFonts w:ascii="Times New Roman" w:hAnsi="Times New Roman"/>
-                <w:b/>
-                <w:color w:val="000000" w:themeColor="text1"/>
-                <w:sz w:val="26"/>
-                <w:szCs w:val="26"/>
-              </w:rPr>
-              <w:t xml:space="preserve"> </w:t>
-            </w:r>
-            <w:proofErr w:type="spellStart"/>
-            <w:r>
-              <w:rPr>
-                <w:rFonts w:ascii="Times New Roman" w:hAnsi="Times New Roman"/>
-                <w:b/>
-                <w:color w:val="000000" w:themeColor="text1"/>
-                <w:sz w:val="26"/>
-                <w:szCs w:val="26"/>
-              </w:rPr>
-              <w:t>lập</w:t>
-            </w:r>
-            <w:proofErr w:type="spellEnd"/>
-            <w:r>
-              <w:rPr>
-                <w:rFonts w:ascii="Times New Roman" w:hAnsi="Times New Roman"/>
-                <w:b/>
-                <w:color w:val="000000" w:themeColor="text1"/>
-                <w:sz w:val="26"/>
-                <w:szCs w:val="26"/>
-              </w:rPr>
-              <w:t xml:space="preserve"> - </w:t>
-            </w:r>
-            <w:proofErr w:type="spellStart"/>
-            <w:r>
-              <w:rPr>
-                <w:rFonts w:ascii="Times New Roman" w:hAnsi="Times New Roman"/>
-                <w:b/>
-                <w:color w:val="000000" w:themeColor="text1"/>
-                <w:sz w:val="26"/>
-                <w:szCs w:val="26"/>
-              </w:rPr>
-              <w:t>Tự</w:t>
-            </w:r>
-            <w:proofErr w:type="spellEnd"/>
-            <w:r>
-              <w:rPr>
-                <w:rFonts w:ascii="Times New Roman" w:hAnsi="Times New Roman"/>
-                <w:b/>
-                <w:color w:val="000000" w:themeColor="text1"/>
-                <w:sz w:val="26"/>
-                <w:szCs w:val="26"/>
-              </w:rPr>
-              <w:t xml:space="preserve"> do - </w:t>
-            </w:r>
-            <w:proofErr w:type="spellStart"/>
-            <w:r>
-              <w:rPr>
-                <w:rFonts w:ascii="Times New Roman" w:hAnsi="Times New Roman"/>
-                <w:b/>
-                <w:color w:val="000000" w:themeColor="text1"/>
-                <w:sz w:val="26"/>
-                <w:szCs w:val="26"/>
-              </w:rPr>
-              <w:t>Hạnh</w:t>
-            </w:r>
-            <w:proofErr w:type="spellEnd"/>
-            <w:r>
-              <w:rPr>
-                <w:rFonts w:ascii="Times New Roman" w:hAnsi="Times New Roman"/>
-                <w:b/>
-                <w:color w:val="000000" w:themeColor="text1"/>
-                <w:sz w:val="26"/>
-                <w:szCs w:val="26"/>
-              </w:rPr>
-              <w:t xml:space="preserve"> </w:t>
-            </w:r>
-            <w:proofErr w:type="spellStart"/>
-            <w:r>
-              <w:rPr>
-                <w:rFonts w:ascii="Times New Roman" w:hAnsi="Times New Roman"/>
-                <w:b/>
-                <w:color w:val="000000" w:themeColor="text1"/>
-                <w:sz w:val="26"/>
-                <w:szCs w:val="26"/>
-              </w:rPr>
-              <w:t>phúc</w:t>
-            </w:r>
-            <w:proofErr w:type="spellEnd"/>
+            <w:r>
+              <w:rPr>
+                <w:rFonts w:ascii="Times New Roman" w:hAnsi="Times New Roman"/>
+                <w:b/>
+                <w:color w:val="000000" w:themeColor="text1"/>
+                <w:sz w:val="26"/>
+                <w:szCs w:val="26"/>
+              </w:rPr>
+              <w:t>Độc lập - Tự do - Hạnh phúc</w:t>
+            </w:r>
           </w:p>
           <w:p>
             <w:pPr>
@@ -774,25 +684,14 @@
                 <w:szCs w:val="26"/>
               </w:rPr>
             </w:pPr>
-            <w:proofErr w:type="spellStart"/>
-            <w:r>
-              <w:rPr>
-                <w:rFonts w:ascii="Times New Roman" w:hAnsi="Times New Roman"/>
-                <w:color w:val="000000" w:themeColor="text1"/>
-                <w:sz w:val="26"/>
-                <w:szCs w:val="26"/>
-              </w:rPr>
-              <w:t>Số</w:t>
-            </w:r>
-            <w:proofErr w:type="spellEnd"/>
-            <w:r>
-              <w:rPr>
-                <w:rFonts w:ascii="Times New Roman" w:hAnsi="Times New Roman"/>
-                <w:color w:val="000000" w:themeColor="text1"/>
-                <w:sz w:val="26"/>
-                <w:szCs w:val="26"/>
-              </w:rPr>
-              <w:t>: …… /KH-TTĐT&amp;HTQT</w:t>
+            <w:r>
+              <w:rPr>
+                <w:rFonts w:ascii="Times New Roman" w:hAnsi="Times New Roman"/>
+                <w:color w:val="000000" w:themeColor="text1"/>
+                <w:sz w:val="26"/>
+                <w:szCs w:val="26"/>
+              </w:rPr>
+              <w:t>Số: …… /KH-TTĐT&amp;HTQT</w:t>
             </w:r>
           </w:p>
         </w:tc>
@@ -821,9 +720,8 @@
                 <w:sz w:val="26"/>
                 <w:szCs w:val="26"/>
               </w:rPr>
-              <w:t xml:space="preserve">                       Hà </w:t>
-            </w:r>
-            <w:proofErr w:type="spellStart"/>
+              <w:t xml:space="preserve">                    Hà Nội</w:t>
+            </w:r>
             <w:r>
               <w:rPr>
                 <w:rFonts w:ascii="Times New Roman" w:hAnsi="Times New Roman"/>
@@ -832,9 +730,8 @@
                 <w:sz w:val="26"/>
                 <w:szCs w:val="26"/>
               </w:rPr>
-              <w:t>Nội</w:t>
-            </w:r>
-            <w:proofErr w:type="spellEnd"/>
+              <w:t xml:space="preserve">, </w:t>
+            </w:r>
             <w:r>
               <w:rPr>
                 <w:rFonts w:ascii="Times New Roman" w:hAnsi="Times New Roman"/>
@@ -843,7 +740,7 @@
                 <w:sz w:val="26"/>
                 <w:szCs w:val="26"/>
               </w:rPr>
-              <w:t xml:space="preserve">, </w:t>
+              <w:t>[[</w:t>
             </w:r>
             <w:r>
               <w:rPr>
@@ -853,9 +750,8 @@
                 <w:sz w:val="26"/>
                 <w:szCs w:val="26"/>
               </w:rPr>
-              <w:t>[[</w:t>
-            </w:r>
-            <w:proofErr w:type="spellStart"/>
+              <w:t>NgayThangNamHienTaiDayDu</w:t>
+            </w:r>
             <w:r>
               <w:rPr>
                 <w:rFonts w:ascii="Times New Roman" w:hAnsi="Times New Roman"/>
@@ -864,49 +760,7 @@
                 <w:sz w:val="26"/>
                 <w:szCs w:val="26"/>
               </w:rPr>
-              <w:t>N</w:t>
-            </w:r>
-            <w:r>
-              <w:rPr>
-                <w:rFonts w:ascii="Times New Roman" w:hAnsi="Times New Roman"/>
-                <w:i/>
-                <w:color w:val="000000" w:themeColor="text1"/>
-                <w:sz w:val="26"/>
-                <w:szCs w:val="26"/>
-              </w:rPr>
-              <w:t>gayThangNam</w:t>
-            </w:r>
-            <w:proofErr w:type="spellEnd"/>
-            <w:r>
-              <w:rPr>
-                <w:rFonts w:ascii="Times New Roman" w:hAnsi="Times New Roman"/>
-                <w:i/>
-                <w:color w:val="000000" w:themeColor="text1"/>
-                <w:sz w:val="26"/>
-                <w:szCs w:val="26"/>
-              </w:rPr>
               <w:t>]]</w:t>
-            </w:r>
-            <w:r>
-              <w:rPr>
-                <w:rFonts w:ascii="Times New Roman" w:hAnsi="Times New Roman"/>
-                <w:i/>
-                <w:color w:val="000000" w:themeColor="text1"/>
-                <w:sz w:val="26"/>
-                <w:szCs w:val="26"/>
-                <w:lang w:val="vi-VN"/>
-              </w:rPr>
-              <w:t>.</w:t>
-            </w:r>
-            <w:r>
-              <w:rPr>
-                <w:rFonts w:ascii="Times New Roman" w:hAnsi="Times New Roman"/>
-                <w:i/>
-                <w:color w:val="000000" w:themeColor="text1"/>
-                <w:sz w:val="26"/>
-                <w:szCs w:val="26"/>
-              </w:rPr>
-              <w:t xml:space="preserve"> </w:t>
             </w:r>
           </w:p>
         </w:tc>
@@ -983,7 +837,6 @@
           <w:szCs w:val="26"/>
         </w:rPr>
       </w:pPr>
-      <w:proofErr w:type="spellStart"/>
       <w:r>
         <w:rPr>
           <w:rFonts w:ascii="Times New Roman" w:hAnsi="Times New Roman"/>
@@ -992,53 +845,8 @@
           <w:sz w:val="26"/>
           <w:szCs w:val="26"/>
         </w:rPr>
-        <w:t>Thời</w:t>
+        <w:t>Thời gian: Tháng</w:t>
       </w:r>
-      <w:proofErr w:type="spellEnd"/>
-      <w:r>
-        <w:rPr>
-          <w:rFonts w:ascii="Times New Roman" w:hAnsi="Times New Roman"/>
-          <w:b/>
-          <w:color w:val="000000" w:themeColor="text1"/>
-          <w:sz w:val="26"/>
-          <w:szCs w:val="26"/>
-        </w:rPr>
-        <w:t xml:space="preserve"> </w:t>
-      </w:r>
-      <w:proofErr w:type="spellStart"/>
-      <w:r>
-        <w:rPr>
-          <w:rFonts w:ascii="Times New Roman" w:hAnsi="Times New Roman"/>
-          <w:b/>
-          <w:color w:val="000000" w:themeColor="text1"/>
-          <w:sz w:val="26"/>
-          <w:szCs w:val="26"/>
-        </w:rPr>
-        <w:t>gian</w:t>
-      </w:r>
-      <w:proofErr w:type="spellEnd"/>
-      <w:r>
-        <w:rPr>
-          <w:rFonts w:ascii="Times New Roman" w:hAnsi="Times New Roman"/>
-          <w:b/>
-          <w:color w:val="000000" w:themeColor="text1"/>
-          <w:sz w:val="26"/>
-          <w:szCs w:val="26"/>
-        </w:rPr>
-        <w:t xml:space="preserve">: </w:t>
-      </w:r>
-      <w:proofErr w:type="spellStart"/>
-      <w:r>
-        <w:rPr>
-          <w:rFonts w:ascii="Times New Roman" w:hAnsi="Times New Roman"/>
-          <w:b/>
-          <w:color w:val="000000" w:themeColor="text1"/>
-          <w:sz w:val="26"/>
-          <w:szCs w:val="26"/>
-        </w:rPr>
-        <w:t>Tháng</w:t>
-      </w:r>
-      <w:proofErr w:type="spellEnd"/>
       <w:r>
         <w:rPr>
           <w:rFonts w:ascii="Times New Roman" w:hAnsi="Times New Roman"/>
@@ -1049,7 +857,6 @@
         </w:rPr>
         <w:t xml:space="preserve"> [[thang]] </w:t>
       </w:r>
-      <w:proofErr w:type="spellStart"/>
       <w:r>
         <w:rPr>
           <w:rFonts w:ascii="Times New Roman" w:hAnsi="Times New Roman"/>
@@ -1068,18 +875,7 @@
           <w:sz w:val="26"/>
           <w:szCs w:val="26"/>
         </w:rPr>
-        <w:t>m</w:t>
-      </w:r>
-      <w:proofErr w:type="spellEnd"/>
-      <w:r>
-        <w:rPr>
-          <w:rFonts w:ascii="Times New Roman" w:hAnsi="Times New Roman"/>
-          <w:b/>
-          <w:color w:val="000000" w:themeColor="text1"/>
-          <w:sz w:val="26"/>
-          <w:szCs w:val="26"/>
-        </w:rPr>
-        <w:t xml:space="preserve"> [[nam]]</w:t>
+        <w:t>m [[nam]]</w:t>
       </w:r>
       <w:r>
         <w:rPr>
@@ -1125,47 +921,7 @@
           <w:sz w:val="26"/>
           <w:szCs w:val="26"/>
         </w:rPr>
-        <w:t xml:space="preserve">           </w:t>
-      </w:r>
-      <w:proofErr w:type="spellStart"/>
-      <w:r>
-        <w:rPr>
-          <w:rFonts w:ascii="Times New Roman" w:hAnsi="Times New Roman"/>
-          <w:color w:val="000000" w:themeColor="text1"/>
-          <w:sz w:val="26"/>
-          <w:szCs w:val="26"/>
-        </w:rPr>
-        <w:t>Kính</w:t>
-      </w:r>
-      <w:proofErr w:type="spellEnd"/>
-      <w:r>
-        <w:rPr>
-          <w:rFonts w:ascii="Times New Roman" w:hAnsi="Times New Roman"/>
-          <w:color w:val="000000" w:themeColor="text1"/>
-          <w:sz w:val="26"/>
-          <w:szCs w:val="26"/>
-        </w:rPr>
-        <w:t xml:space="preserve"> </w:t>
-      </w:r>
-      <w:proofErr w:type="spellStart"/>
-      <w:r>
-        <w:rPr>
-          <w:rFonts w:ascii="Times New Roman" w:hAnsi="Times New Roman"/>
-          <w:color w:val="000000" w:themeColor="text1"/>
-          <w:sz w:val="26"/>
-          <w:szCs w:val="26"/>
-        </w:rPr>
-        <w:t>gửi</w:t>
-      </w:r>
-      <w:proofErr w:type="spellEnd"/>
-      <w:r>
-        <w:rPr>
-          <w:rFonts w:ascii="Times New Roman" w:hAnsi="Times New Roman"/>
-          <w:color w:val="000000" w:themeColor="text1"/>
-          <w:sz w:val="26"/>
-          <w:szCs w:val="26"/>
-        </w:rPr>
-        <w:t xml:space="preserve">: </w:t>
+        <w:t xml:space="preserve">           Kính gửi: </w:t>
       </w:r>
       <w:r>
         <w:rPr>
@@ -1174,27 +930,7 @@
           <w:sz w:val="26"/>
           <w:szCs w:val="26"/>
         </w:rPr>
-        <w:t>[[</w:t>
-      </w:r>
-      <w:proofErr w:type="spellStart"/>
-      <w:r>
-        <w:rPr>
-          <w:rFonts w:ascii="Times New Roman" w:hAnsi="Times New Roman"/>
-          <w:color w:val="000000" w:themeColor="text1"/>
-          <w:sz w:val="26"/>
-          <w:szCs w:val="26"/>
-        </w:rPr>
-        <w:t>KinhGui</w:t>
-      </w:r>
-      <w:proofErr w:type="spellEnd"/>
-      <w:r>
-        <w:rPr>
-          <w:rFonts w:ascii="Times New Roman" w:hAnsi="Times New Roman"/>
-          <w:color w:val="000000" w:themeColor="text1"/>
-          <w:sz w:val="26"/>
-          <w:szCs w:val="26"/>
-        </w:rPr>
-        <w:t>]]</w:t>
+        <w:t>[[KinhGui]]</w:t>
       </w:r>
     </w:p>
     <w:p>
@@ -1254,677 +990,7 @@
           <w:sz w:val="26"/>
           <w:szCs w:val="26"/>
         </w:rPr>
-        <w:t xml:space="preserve">Xin </w:t>
-      </w:r>
-      <w:proofErr w:type="spellStart"/>
-      <w:r>
-        <w:rPr>
-          <w:rFonts w:ascii="Times New Roman" w:hAnsi="Times New Roman"/>
-          <w:color w:val="000000" w:themeColor="text1"/>
-          <w:sz w:val="26"/>
-          <w:szCs w:val="26"/>
-        </w:rPr>
-        <w:t>gửi</w:t>
-      </w:r>
-      <w:proofErr w:type="spellEnd"/>
-      <w:r>
-        <w:rPr>
-          <w:rFonts w:ascii="Times New Roman" w:hAnsi="Times New Roman"/>
-          <w:color w:val="000000" w:themeColor="text1"/>
-          <w:sz w:val="26"/>
-          <w:szCs w:val="26"/>
-        </w:rPr>
-        <w:t xml:space="preserve"> </w:t>
-      </w:r>
-      <w:proofErr w:type="spellStart"/>
-      <w:r>
-        <w:rPr>
-          <w:rFonts w:ascii="Times New Roman" w:hAnsi="Times New Roman"/>
-          <w:color w:val="000000" w:themeColor="text1"/>
-          <w:sz w:val="26"/>
-          <w:szCs w:val="26"/>
-        </w:rPr>
-        <w:t>các</w:t>
-      </w:r>
-      <w:proofErr w:type="spellEnd"/>
-      <w:r>
-        <w:rPr>
-          <w:rFonts w:ascii="Times New Roman" w:hAnsi="Times New Roman"/>
-          <w:color w:val="000000" w:themeColor="text1"/>
-          <w:sz w:val="26"/>
-          <w:szCs w:val="26"/>
-        </w:rPr>
-        <w:t xml:space="preserve"> </w:t>
-      </w:r>
-      <w:proofErr w:type="spellStart"/>
-      <w:r>
-        <w:rPr>
-          <w:rFonts w:ascii="Times New Roman" w:hAnsi="Times New Roman"/>
-          <w:color w:val="000000" w:themeColor="text1"/>
-          <w:sz w:val="26"/>
-          <w:szCs w:val="26"/>
-        </w:rPr>
-        <w:t>quý</w:t>
-      </w:r>
-      <w:proofErr w:type="spellEnd"/>
-      <w:r>
-        <w:rPr>
-          <w:rFonts w:ascii="Times New Roman" w:hAnsi="Times New Roman"/>
-          <w:color w:val="000000" w:themeColor="text1"/>
-          <w:sz w:val="26"/>
-          <w:szCs w:val="26"/>
-        </w:rPr>
-        <w:t xml:space="preserve"> </w:t>
-      </w:r>
-      <w:proofErr w:type="spellStart"/>
-      <w:r>
-        <w:rPr>
-          <w:rFonts w:ascii="Times New Roman" w:hAnsi="Times New Roman"/>
-          <w:color w:val="000000" w:themeColor="text1"/>
-          <w:sz w:val="26"/>
-          <w:szCs w:val="26"/>
-        </w:rPr>
-        <w:t>bác</w:t>
-      </w:r>
-      <w:proofErr w:type="spellEnd"/>
-      <w:r>
-        <w:rPr>
-          <w:rFonts w:ascii="Times New Roman" w:hAnsi="Times New Roman"/>
-          <w:color w:val="000000" w:themeColor="text1"/>
-          <w:sz w:val="26"/>
-          <w:szCs w:val="26"/>
-        </w:rPr>
-        <w:t xml:space="preserve"> </w:t>
-      </w:r>
-      <w:proofErr w:type="spellStart"/>
-      <w:r>
-        <w:rPr>
-          <w:rFonts w:ascii="Times New Roman" w:hAnsi="Times New Roman"/>
-          <w:color w:val="000000" w:themeColor="text1"/>
-          <w:sz w:val="26"/>
-          <w:szCs w:val="26"/>
-        </w:rPr>
-        <w:t>sỹ</w:t>
-      </w:r>
-      <w:proofErr w:type="spellEnd"/>
-      <w:r>
-        <w:rPr>
-          <w:rFonts w:ascii="Times New Roman" w:hAnsi="Times New Roman"/>
-          <w:color w:val="000000" w:themeColor="text1"/>
-          <w:sz w:val="26"/>
-          <w:szCs w:val="26"/>
-        </w:rPr>
-        <w:t xml:space="preserve">, </w:t>
-      </w:r>
-      <w:proofErr w:type="spellStart"/>
-      <w:r>
-        <w:rPr>
-          <w:rFonts w:ascii="Times New Roman" w:hAnsi="Times New Roman"/>
-          <w:color w:val="000000" w:themeColor="text1"/>
-          <w:sz w:val="26"/>
-          <w:szCs w:val="26"/>
-        </w:rPr>
-        <w:t>điều</w:t>
-      </w:r>
-      <w:proofErr w:type="spellEnd"/>
-      <w:r>
-        <w:rPr>
-          <w:rFonts w:ascii="Times New Roman" w:hAnsi="Times New Roman"/>
-          <w:color w:val="000000" w:themeColor="text1"/>
-          <w:sz w:val="26"/>
-          <w:szCs w:val="26"/>
-        </w:rPr>
-        <w:t xml:space="preserve"> </w:t>
-      </w:r>
-      <w:proofErr w:type="spellStart"/>
-      <w:r>
-        <w:rPr>
-          <w:rFonts w:ascii="Times New Roman" w:hAnsi="Times New Roman"/>
-          <w:color w:val="000000" w:themeColor="text1"/>
-          <w:sz w:val="26"/>
-          <w:szCs w:val="26"/>
-        </w:rPr>
-        <w:t>dưỡng</w:t>
-      </w:r>
-      <w:proofErr w:type="spellEnd"/>
-      <w:r>
-        <w:rPr>
-          <w:rFonts w:ascii="Times New Roman" w:hAnsi="Times New Roman"/>
-          <w:color w:val="000000" w:themeColor="text1"/>
-          <w:sz w:val="26"/>
-          <w:szCs w:val="26"/>
-        </w:rPr>
-        <w:t xml:space="preserve">, </w:t>
-      </w:r>
-      <w:proofErr w:type="spellStart"/>
-      <w:r>
-        <w:rPr>
-          <w:rFonts w:ascii="Times New Roman" w:hAnsi="Times New Roman"/>
-          <w:color w:val="000000" w:themeColor="text1"/>
-          <w:sz w:val="26"/>
-          <w:szCs w:val="26"/>
-        </w:rPr>
-        <w:t>hộ</w:t>
-      </w:r>
-      <w:proofErr w:type="spellEnd"/>
-      <w:r>
-        <w:rPr>
-          <w:rFonts w:ascii="Times New Roman" w:hAnsi="Times New Roman"/>
-          <w:color w:val="000000" w:themeColor="text1"/>
-          <w:sz w:val="26"/>
-          <w:szCs w:val="26"/>
-        </w:rPr>
-        <w:t xml:space="preserve"> </w:t>
-      </w:r>
-      <w:proofErr w:type="spellStart"/>
-      <w:r>
-        <w:rPr>
-          <w:rFonts w:ascii="Times New Roman" w:hAnsi="Times New Roman"/>
-          <w:color w:val="000000" w:themeColor="text1"/>
-          <w:sz w:val="26"/>
-          <w:szCs w:val="26"/>
-        </w:rPr>
-        <w:t>sinh</w:t>
-      </w:r>
-      <w:proofErr w:type="spellEnd"/>
-      <w:r>
-        <w:rPr>
-          <w:rFonts w:ascii="Times New Roman" w:hAnsi="Times New Roman"/>
-          <w:color w:val="000000" w:themeColor="text1"/>
-          <w:sz w:val="26"/>
-          <w:szCs w:val="26"/>
-        </w:rPr>
-        <w:t xml:space="preserve">, KTV </w:t>
-      </w:r>
-      <w:proofErr w:type="spellStart"/>
-      <w:r>
-        <w:rPr>
-          <w:rFonts w:ascii="Times New Roman" w:hAnsi="Times New Roman"/>
-          <w:color w:val="000000" w:themeColor="text1"/>
-          <w:sz w:val="26"/>
-          <w:szCs w:val="26"/>
-        </w:rPr>
-        <w:t>và</w:t>
-      </w:r>
-      <w:proofErr w:type="spellEnd"/>
-      <w:r>
-        <w:rPr>
-          <w:rFonts w:ascii="Times New Roman" w:hAnsi="Times New Roman"/>
-          <w:color w:val="000000" w:themeColor="text1"/>
-          <w:sz w:val="26"/>
-          <w:szCs w:val="26"/>
-        </w:rPr>
-        <w:t xml:space="preserve"> </w:t>
-      </w:r>
-      <w:proofErr w:type="spellStart"/>
-      <w:r>
-        <w:rPr>
-          <w:rFonts w:ascii="Times New Roman" w:hAnsi="Times New Roman"/>
-          <w:color w:val="000000" w:themeColor="text1"/>
-          <w:sz w:val="26"/>
-          <w:szCs w:val="26"/>
-        </w:rPr>
-        <w:t>các</w:t>
-      </w:r>
-      <w:proofErr w:type="spellEnd"/>
-      <w:r>
-        <w:rPr>
-          <w:rFonts w:ascii="Times New Roman" w:hAnsi="Times New Roman"/>
-          <w:color w:val="000000" w:themeColor="text1"/>
-          <w:sz w:val="26"/>
-          <w:szCs w:val="26"/>
-        </w:rPr>
-        <w:t xml:space="preserve"> </w:t>
-      </w:r>
-      <w:proofErr w:type="spellStart"/>
-      <w:r>
-        <w:rPr>
-          <w:rFonts w:ascii="Times New Roman" w:hAnsi="Times New Roman"/>
-          <w:color w:val="000000" w:themeColor="text1"/>
-          <w:sz w:val="26"/>
-          <w:szCs w:val="26"/>
-        </w:rPr>
-        <w:t>quý</w:t>
-      </w:r>
-      <w:proofErr w:type="spellEnd"/>
-      <w:r>
-        <w:rPr>
-          <w:rFonts w:ascii="Times New Roman" w:hAnsi="Times New Roman"/>
-          <w:color w:val="000000" w:themeColor="text1"/>
-          <w:sz w:val="26"/>
-          <w:szCs w:val="26"/>
-        </w:rPr>
-        <w:t xml:space="preserve"> </w:t>
-      </w:r>
-      <w:proofErr w:type="spellStart"/>
-      <w:r>
-        <w:rPr>
-          <w:rFonts w:ascii="Times New Roman" w:hAnsi="Times New Roman"/>
-          <w:color w:val="000000" w:themeColor="text1"/>
-          <w:sz w:val="26"/>
-          <w:szCs w:val="26"/>
-        </w:rPr>
-        <w:t>đồng</w:t>
-      </w:r>
-      <w:proofErr w:type="spellEnd"/>
-      <w:r>
-        <w:rPr>
-          <w:rFonts w:ascii="Times New Roman" w:hAnsi="Times New Roman"/>
-          <w:color w:val="000000" w:themeColor="text1"/>
-          <w:sz w:val="26"/>
-          <w:szCs w:val="26"/>
-        </w:rPr>
-        <w:t xml:space="preserve"> </w:t>
-      </w:r>
-      <w:proofErr w:type="spellStart"/>
-      <w:r>
-        <w:rPr>
-          <w:rFonts w:ascii="Times New Roman" w:hAnsi="Times New Roman"/>
-          <w:color w:val="000000" w:themeColor="text1"/>
-          <w:sz w:val="26"/>
-          <w:szCs w:val="26"/>
-        </w:rPr>
-        <w:t>nghiệp</w:t>
-      </w:r>
-      <w:proofErr w:type="spellEnd"/>
-      <w:r>
-        <w:rPr>
-          <w:rFonts w:ascii="Times New Roman" w:hAnsi="Times New Roman"/>
-          <w:color w:val="000000" w:themeColor="text1"/>
-          <w:sz w:val="26"/>
-          <w:szCs w:val="26"/>
-        </w:rPr>
-        <w:t xml:space="preserve"> </w:t>
-      </w:r>
-      <w:proofErr w:type="spellStart"/>
-      <w:r>
-        <w:rPr>
-          <w:rFonts w:ascii="Times New Roman" w:hAnsi="Times New Roman"/>
-          <w:color w:val="000000" w:themeColor="text1"/>
-          <w:sz w:val="26"/>
-          <w:szCs w:val="26"/>
-        </w:rPr>
-        <w:t>kế</w:t>
-      </w:r>
-      <w:proofErr w:type="spellEnd"/>
-      <w:r>
-        <w:rPr>
-          <w:rFonts w:ascii="Times New Roman" w:hAnsi="Times New Roman"/>
-          <w:color w:val="000000" w:themeColor="text1"/>
-          <w:sz w:val="26"/>
-          <w:szCs w:val="26"/>
-        </w:rPr>
-        <w:t xml:space="preserve"> </w:t>
-      </w:r>
-      <w:proofErr w:type="spellStart"/>
-      <w:r>
-        <w:rPr>
-          <w:rFonts w:ascii="Times New Roman" w:hAnsi="Times New Roman"/>
-          <w:color w:val="000000" w:themeColor="text1"/>
-          <w:sz w:val="26"/>
-          <w:szCs w:val="26"/>
-        </w:rPr>
-        <w:t>hoạch</w:t>
-      </w:r>
-      <w:proofErr w:type="spellEnd"/>
-      <w:r>
-        <w:rPr>
-          <w:rFonts w:ascii="Times New Roman" w:hAnsi="Times New Roman"/>
-          <w:color w:val="000000" w:themeColor="text1"/>
-          <w:sz w:val="26"/>
-          <w:szCs w:val="26"/>
-        </w:rPr>
-        <w:t xml:space="preserve"> </w:t>
-      </w:r>
-      <w:proofErr w:type="spellStart"/>
-      <w:r>
-        <w:rPr>
-          <w:rFonts w:ascii="Times New Roman" w:hAnsi="Times New Roman"/>
-          <w:color w:val="000000" w:themeColor="text1"/>
-          <w:sz w:val="26"/>
-          <w:szCs w:val="26"/>
-        </w:rPr>
-        <w:t>tuyển</w:t>
-      </w:r>
-      <w:proofErr w:type="spellEnd"/>
-      <w:r>
-        <w:rPr>
-          <w:rFonts w:ascii="Times New Roman" w:hAnsi="Times New Roman"/>
-          <w:color w:val="000000" w:themeColor="text1"/>
-          <w:sz w:val="26"/>
-          <w:szCs w:val="26"/>
-        </w:rPr>
-        <w:t xml:space="preserve"> </w:t>
-      </w:r>
-      <w:proofErr w:type="spellStart"/>
-      <w:r>
-        <w:rPr>
-          <w:rFonts w:ascii="Times New Roman" w:hAnsi="Times New Roman"/>
-          <w:color w:val="000000" w:themeColor="text1"/>
-          <w:sz w:val="26"/>
-          <w:szCs w:val="26"/>
-        </w:rPr>
-        <w:t>sinh</w:t>
-      </w:r>
-      <w:proofErr w:type="spellEnd"/>
-      <w:r>
-        <w:rPr>
-          <w:rFonts w:ascii="Times New Roman" w:hAnsi="Times New Roman"/>
-          <w:color w:val="000000" w:themeColor="text1"/>
-          <w:sz w:val="26"/>
-          <w:szCs w:val="26"/>
-        </w:rPr>
-        <w:t xml:space="preserve"> </w:t>
-      </w:r>
-      <w:proofErr w:type="spellStart"/>
-      <w:r>
-        <w:rPr>
-          <w:rFonts w:ascii="Times New Roman" w:hAnsi="Times New Roman"/>
-          <w:color w:val="000000" w:themeColor="text1"/>
-          <w:sz w:val="26"/>
-          <w:szCs w:val="26"/>
-        </w:rPr>
-        <w:t>các</w:t>
-      </w:r>
-      <w:proofErr w:type="spellEnd"/>
-      <w:r>
-        <w:rPr>
-          <w:rFonts w:ascii="Times New Roman" w:hAnsi="Times New Roman"/>
-          <w:color w:val="000000" w:themeColor="text1"/>
-          <w:sz w:val="26"/>
-          <w:szCs w:val="26"/>
-        </w:rPr>
-        <w:t xml:space="preserve"> </w:t>
-      </w:r>
-      <w:proofErr w:type="spellStart"/>
-      <w:r>
-        <w:rPr>
-          <w:rFonts w:ascii="Times New Roman" w:hAnsi="Times New Roman"/>
-          <w:color w:val="000000" w:themeColor="text1"/>
-          <w:sz w:val="26"/>
-          <w:szCs w:val="26"/>
-        </w:rPr>
-        <w:t>khóa</w:t>
-      </w:r>
-      <w:proofErr w:type="spellEnd"/>
-      <w:r>
-        <w:rPr>
-          <w:rFonts w:ascii="Times New Roman" w:hAnsi="Times New Roman"/>
-          <w:color w:val="000000" w:themeColor="text1"/>
-          <w:sz w:val="26"/>
-          <w:szCs w:val="26"/>
-        </w:rPr>
-        <w:t xml:space="preserve"> </w:t>
-      </w:r>
-      <w:proofErr w:type="spellStart"/>
-      <w:r>
-        <w:rPr>
-          <w:rFonts w:ascii="Times New Roman" w:hAnsi="Times New Roman"/>
-          <w:color w:val="000000" w:themeColor="text1"/>
-          <w:sz w:val="26"/>
-          <w:szCs w:val="26"/>
-        </w:rPr>
-        <w:t>đào</w:t>
-      </w:r>
-      <w:proofErr w:type="spellEnd"/>
-      <w:r>
-        <w:rPr>
-          <w:rFonts w:ascii="Times New Roman" w:hAnsi="Times New Roman"/>
-          <w:color w:val="000000" w:themeColor="text1"/>
-          <w:sz w:val="26"/>
-          <w:szCs w:val="26"/>
-        </w:rPr>
-        <w:t xml:space="preserve"> </w:t>
-      </w:r>
-      <w:proofErr w:type="spellStart"/>
-      <w:r>
-        <w:rPr>
-          <w:rFonts w:ascii="Times New Roman" w:hAnsi="Times New Roman"/>
-          <w:color w:val="000000" w:themeColor="text1"/>
-          <w:sz w:val="26"/>
-          <w:szCs w:val="26"/>
-        </w:rPr>
-        <w:t>tạo</w:t>
-      </w:r>
-      <w:proofErr w:type="spellEnd"/>
-      <w:r>
-        <w:rPr>
-          <w:rFonts w:ascii="Times New Roman" w:hAnsi="Times New Roman"/>
-          <w:color w:val="000000" w:themeColor="text1"/>
-          <w:sz w:val="26"/>
-          <w:szCs w:val="26"/>
-        </w:rPr>
-        <w:t xml:space="preserve"> </w:t>
-      </w:r>
-      <w:proofErr w:type="spellStart"/>
-      <w:r>
-        <w:rPr>
-          <w:rFonts w:ascii="Times New Roman" w:hAnsi="Times New Roman"/>
-          <w:color w:val="000000" w:themeColor="text1"/>
-          <w:sz w:val="26"/>
-          <w:szCs w:val="26"/>
-        </w:rPr>
-        <w:t>liên</w:t>
-      </w:r>
-      <w:proofErr w:type="spellEnd"/>
-      <w:r>
-        <w:rPr>
-          <w:rFonts w:ascii="Times New Roman" w:hAnsi="Times New Roman"/>
-          <w:color w:val="000000" w:themeColor="text1"/>
-          <w:sz w:val="26"/>
-          <w:szCs w:val="26"/>
-        </w:rPr>
-        <w:t xml:space="preserve"> </w:t>
-      </w:r>
-      <w:proofErr w:type="spellStart"/>
-      <w:r>
-        <w:rPr>
-          <w:rFonts w:ascii="Times New Roman" w:hAnsi="Times New Roman"/>
-          <w:color w:val="000000" w:themeColor="text1"/>
-          <w:sz w:val="26"/>
-          <w:szCs w:val="26"/>
-        </w:rPr>
-        <w:t>tục</w:t>
-      </w:r>
-      <w:proofErr w:type="spellEnd"/>
-      <w:r>
-        <w:rPr>
-          <w:rFonts w:ascii="Times New Roman" w:hAnsi="Times New Roman"/>
-          <w:color w:val="000000" w:themeColor="text1"/>
-          <w:sz w:val="26"/>
-          <w:szCs w:val="26"/>
-        </w:rPr>
-        <w:t xml:space="preserve"> </w:t>
-      </w:r>
-      <w:proofErr w:type="spellStart"/>
-      <w:r>
-        <w:rPr>
-          <w:rFonts w:ascii="Times New Roman" w:hAnsi="Times New Roman"/>
-          <w:color w:val="000000" w:themeColor="text1"/>
-          <w:sz w:val="26"/>
-          <w:szCs w:val="26"/>
-        </w:rPr>
-        <w:t>mới</w:t>
-      </w:r>
-      <w:proofErr w:type="spellEnd"/>
-      <w:r>
-        <w:rPr>
-          <w:rFonts w:ascii="Times New Roman" w:hAnsi="Times New Roman"/>
-          <w:color w:val="000000" w:themeColor="text1"/>
-          <w:sz w:val="26"/>
-          <w:szCs w:val="26"/>
-        </w:rPr>
-        <w:t xml:space="preserve"> </w:t>
-      </w:r>
-      <w:proofErr w:type="spellStart"/>
-      <w:r>
-        <w:rPr>
-          <w:rFonts w:ascii="Times New Roman" w:hAnsi="Times New Roman"/>
-          <w:color w:val="000000" w:themeColor="text1"/>
-          <w:sz w:val="26"/>
-          <w:szCs w:val="26"/>
-        </w:rPr>
-        <w:t>tại</w:t>
-      </w:r>
-      <w:proofErr w:type="spellEnd"/>
-      <w:r>
-        <w:rPr>
-          <w:rFonts w:ascii="Times New Roman" w:hAnsi="Times New Roman"/>
-          <w:color w:val="000000" w:themeColor="text1"/>
-          <w:sz w:val="26"/>
-          <w:szCs w:val="26"/>
-        </w:rPr>
-        <w:t xml:space="preserve"> </w:t>
-      </w:r>
-      <w:proofErr w:type="spellStart"/>
-      <w:r>
-        <w:rPr>
-          <w:rFonts w:ascii="Times New Roman" w:hAnsi="Times New Roman"/>
-          <w:color w:val="000000" w:themeColor="text1"/>
-          <w:sz w:val="26"/>
-          <w:szCs w:val="26"/>
-        </w:rPr>
-        <w:t>bệnh</w:t>
-      </w:r>
-      <w:proofErr w:type="spellEnd"/>
-      <w:r>
-        <w:rPr>
-          <w:rFonts w:ascii="Times New Roman" w:hAnsi="Times New Roman"/>
-          <w:color w:val="000000" w:themeColor="text1"/>
-          <w:sz w:val="26"/>
-          <w:szCs w:val="26"/>
-        </w:rPr>
-        <w:t xml:space="preserve"> </w:t>
-      </w:r>
-      <w:proofErr w:type="spellStart"/>
-      <w:r>
-        <w:rPr>
-          <w:rFonts w:ascii="Times New Roman" w:hAnsi="Times New Roman"/>
-          <w:color w:val="000000" w:themeColor="text1"/>
-          <w:sz w:val="26"/>
-          <w:szCs w:val="26"/>
-        </w:rPr>
-        <w:t>viện</w:t>
-      </w:r>
-      <w:proofErr w:type="spellEnd"/>
-      <w:r>
-        <w:rPr>
-          <w:rFonts w:ascii="Times New Roman" w:hAnsi="Times New Roman"/>
-          <w:color w:val="000000" w:themeColor="text1"/>
-          <w:sz w:val="26"/>
-          <w:szCs w:val="26"/>
-        </w:rPr>
-        <w:t xml:space="preserve"> </w:t>
-      </w:r>
-      <w:proofErr w:type="spellStart"/>
-      <w:r>
-        <w:rPr>
-          <w:rFonts w:ascii="Times New Roman" w:hAnsi="Times New Roman"/>
-          <w:color w:val="000000" w:themeColor="text1"/>
-          <w:sz w:val="26"/>
-          <w:szCs w:val="26"/>
-        </w:rPr>
-        <w:t>Phụ</w:t>
-      </w:r>
-      <w:proofErr w:type="spellEnd"/>
-      <w:r>
-        <w:rPr>
-          <w:rFonts w:ascii="Times New Roman" w:hAnsi="Times New Roman"/>
-          <w:color w:val="000000" w:themeColor="text1"/>
-          <w:sz w:val="26"/>
-          <w:szCs w:val="26"/>
-        </w:rPr>
-        <w:t xml:space="preserve"> </w:t>
-      </w:r>
-      <w:proofErr w:type="spellStart"/>
-      <w:r>
-        <w:rPr>
-          <w:rFonts w:ascii="Times New Roman" w:hAnsi="Times New Roman"/>
-          <w:color w:val="000000" w:themeColor="text1"/>
-          <w:sz w:val="26"/>
-          <w:szCs w:val="26"/>
-        </w:rPr>
-        <w:t>sản</w:t>
-      </w:r>
-      <w:proofErr w:type="spellEnd"/>
-      <w:r>
-        <w:rPr>
-          <w:rFonts w:ascii="Times New Roman" w:hAnsi="Times New Roman"/>
-          <w:color w:val="000000" w:themeColor="text1"/>
-          <w:sz w:val="26"/>
-          <w:szCs w:val="26"/>
-        </w:rPr>
-        <w:t xml:space="preserve"> </w:t>
-      </w:r>
-      <w:proofErr w:type="spellStart"/>
-      <w:r>
-        <w:rPr>
-          <w:rFonts w:ascii="Times New Roman" w:hAnsi="Times New Roman"/>
-          <w:color w:val="000000" w:themeColor="text1"/>
-          <w:sz w:val="26"/>
-          <w:szCs w:val="26"/>
-        </w:rPr>
-        <w:t>trung</w:t>
-      </w:r>
-      <w:proofErr w:type="spellEnd"/>
-      <w:r>
-        <w:rPr>
-          <w:rFonts w:ascii="Times New Roman" w:hAnsi="Times New Roman"/>
-          <w:color w:val="000000" w:themeColor="text1"/>
-          <w:sz w:val="26"/>
-          <w:szCs w:val="26"/>
-        </w:rPr>
-        <w:t xml:space="preserve"> </w:t>
-      </w:r>
-      <w:proofErr w:type="spellStart"/>
-      <w:r>
-        <w:rPr>
-          <w:rFonts w:ascii="Times New Roman" w:hAnsi="Times New Roman"/>
-          <w:color w:val="000000" w:themeColor="text1"/>
-          <w:sz w:val="26"/>
-          <w:szCs w:val="26"/>
-        </w:rPr>
-        <w:t>ương</w:t>
-      </w:r>
-      <w:proofErr w:type="spellEnd"/>
-      <w:r>
-        <w:rPr>
-          <w:rFonts w:ascii="Times New Roman" w:hAnsi="Times New Roman"/>
-          <w:color w:val="000000" w:themeColor="text1"/>
-          <w:sz w:val="26"/>
-          <w:szCs w:val="26"/>
-        </w:rPr>
-        <w:t xml:space="preserve"> </w:t>
-      </w:r>
-      <w:proofErr w:type="spellStart"/>
-      <w:r>
-        <w:rPr>
-          <w:rFonts w:ascii="Times New Roman" w:hAnsi="Times New Roman"/>
-          <w:color w:val="000000" w:themeColor="text1"/>
-          <w:sz w:val="26"/>
-          <w:szCs w:val="26"/>
-        </w:rPr>
-        <w:t>trong</w:t>
-      </w:r>
-      <w:proofErr w:type="spellEnd"/>
-      <w:r>
-        <w:rPr>
-          <w:rFonts w:ascii="Times New Roman" w:hAnsi="Times New Roman"/>
-          <w:color w:val="000000" w:themeColor="text1"/>
-          <w:sz w:val="26"/>
-          <w:szCs w:val="26"/>
-        </w:rPr>
-        <w:t xml:space="preserve"> </w:t>
-      </w:r>
-      <w:proofErr w:type="spellStart"/>
-      <w:r>
-        <w:rPr>
-          <w:rFonts w:ascii="Times New Roman" w:hAnsi="Times New Roman"/>
-          <w:color w:val="000000" w:themeColor="text1"/>
-          <w:sz w:val="26"/>
-          <w:szCs w:val="26"/>
-        </w:rPr>
-        <w:t>thán</w:t>
+        <w:t>Xin gửi các quý bác sỹ, điều dưỡng, hộ sinh, KTV và các quý đồng nghiệp kế hoạch tuyển sinh các khóa đào tạo liên tục mới tại bệnh viện Phụ sản trung ương trong thán</w:t>
       </w:r>
       <w:r>
         <w:rPr>
@@ -1933,17 +999,7 @@
           <w:sz w:val="26"/>
           <w:szCs w:val="26"/>
         </w:rPr>
-        <w:t>g</w:t>
-      </w:r>
-      <w:proofErr w:type="spellEnd"/>
-      <w:r>
-        <w:rPr>
-          <w:rFonts w:ascii="Times New Roman" w:hAnsi="Times New Roman"/>
-          <w:color w:val="000000" w:themeColor="text1"/>
-          <w:sz w:val="26"/>
-          <w:szCs w:val="26"/>
-        </w:rPr>
-        <w:t xml:space="preserve"> [[thang]]</w:t>
+        <w:t>g [[thang]]</w:t>
       </w:r>
       <w:r>
         <w:rPr>
@@ -1952,17 +1008,7 @@
           <w:sz w:val="26"/>
           <w:szCs w:val="26"/>
         </w:rPr>
-        <w:t xml:space="preserve"> </w:t>
-      </w:r>
-      <w:proofErr w:type="spellStart"/>
-      <w:r>
-        <w:rPr>
-          <w:rFonts w:ascii="Times New Roman" w:hAnsi="Times New Roman"/>
-          <w:color w:val="000000" w:themeColor="text1"/>
-          <w:sz w:val="26"/>
-          <w:szCs w:val="26"/>
-        </w:rPr>
-        <w:t>nă</w:t>
+        <w:t xml:space="preserve"> nă</w:t>
       </w:r>
       <w:r>
         <w:rPr>
@@ -1971,37 +1017,7 @@
           <w:sz w:val="26"/>
           <w:szCs w:val="26"/>
         </w:rPr>
-        <w:t>m</w:t>
-      </w:r>
-      <w:proofErr w:type="spellEnd"/>
-      <w:r>
-        <w:rPr>
-          <w:rFonts w:ascii="Times New Roman" w:hAnsi="Times New Roman"/>
-          <w:color w:val="000000" w:themeColor="text1"/>
-          <w:sz w:val="26"/>
-          <w:szCs w:val="26"/>
-        </w:rPr>
-        <w:t xml:space="preserve"> [[</w:t>
-      </w:r>
-      <w:proofErr w:type="spellStart"/>
-      <w:r>
-        <w:rPr>
-          <w:rFonts w:ascii="Times New Roman" w:hAnsi="Times New Roman"/>
-          <w:color w:val="000000" w:themeColor="text1"/>
-          <w:sz w:val="26"/>
-          <w:szCs w:val="26"/>
-        </w:rPr>
-        <w:t>nam</w:t>
-      </w:r>
-      <w:proofErr w:type="spellEnd"/>
-      <w:r>
-        <w:rPr>
-          <w:rFonts w:ascii="Times New Roman" w:hAnsi="Times New Roman"/>
-          <w:color w:val="000000" w:themeColor="text1"/>
-          <w:sz w:val="26"/>
-          <w:szCs w:val="26"/>
-        </w:rPr>
-        <w:t>]]</w:t>
+        <w:t>m [[nam]]</w:t>
       </w:r>
       <w:r>
         <w:rPr>
@@ -2010,267 +1026,7 @@
           <w:sz w:val="26"/>
           <w:szCs w:val="26"/>
         </w:rPr>
-        <w:t xml:space="preserve"> </w:t>
-      </w:r>
-      <w:proofErr w:type="spellStart"/>
-      <w:r>
-        <w:rPr>
-          <w:rFonts w:ascii="Times New Roman" w:hAnsi="Times New Roman"/>
-          <w:color w:val="000000" w:themeColor="text1"/>
-          <w:sz w:val="26"/>
-          <w:szCs w:val="26"/>
-        </w:rPr>
-        <w:t>Rất</w:t>
-      </w:r>
-      <w:proofErr w:type="spellEnd"/>
-      <w:r>
-        <w:rPr>
-          <w:rFonts w:ascii="Times New Roman" w:hAnsi="Times New Roman"/>
-          <w:color w:val="000000" w:themeColor="text1"/>
-          <w:sz w:val="26"/>
-          <w:szCs w:val="26"/>
-        </w:rPr>
-        <w:t xml:space="preserve"> </w:t>
-      </w:r>
-      <w:proofErr w:type="spellStart"/>
-      <w:r>
-        <w:rPr>
-          <w:rFonts w:ascii="Times New Roman" w:hAnsi="Times New Roman"/>
-          <w:color w:val="000000" w:themeColor="text1"/>
-          <w:sz w:val="26"/>
-          <w:szCs w:val="26"/>
-        </w:rPr>
-        <w:t>mong</w:t>
-      </w:r>
-      <w:proofErr w:type="spellEnd"/>
-      <w:r>
-        <w:rPr>
-          <w:rFonts w:ascii="Times New Roman" w:hAnsi="Times New Roman"/>
-          <w:color w:val="000000" w:themeColor="text1"/>
-          <w:sz w:val="26"/>
-          <w:szCs w:val="26"/>
-        </w:rPr>
-        <w:t xml:space="preserve"> </w:t>
-      </w:r>
-      <w:proofErr w:type="spellStart"/>
-      <w:r>
-        <w:rPr>
-          <w:rFonts w:ascii="Times New Roman" w:hAnsi="Times New Roman"/>
-          <w:color w:val="000000" w:themeColor="text1"/>
-          <w:sz w:val="26"/>
-          <w:szCs w:val="26"/>
-        </w:rPr>
-        <w:t>nhận</w:t>
-      </w:r>
-      <w:proofErr w:type="spellEnd"/>
-      <w:r>
-        <w:rPr>
-          <w:rFonts w:ascii="Times New Roman" w:hAnsi="Times New Roman"/>
-          <w:color w:val="000000" w:themeColor="text1"/>
-          <w:sz w:val="26"/>
-          <w:szCs w:val="26"/>
-        </w:rPr>
-        <w:t xml:space="preserve"> </w:t>
-      </w:r>
-      <w:proofErr w:type="spellStart"/>
-      <w:r>
-        <w:rPr>
-          <w:rFonts w:ascii="Times New Roman" w:hAnsi="Times New Roman"/>
-          <w:color w:val="000000" w:themeColor="text1"/>
-          <w:sz w:val="26"/>
-          <w:szCs w:val="26"/>
-        </w:rPr>
-        <w:t>được</w:t>
-      </w:r>
-      <w:proofErr w:type="spellEnd"/>
-      <w:r>
-        <w:rPr>
-          <w:rFonts w:ascii="Times New Roman" w:hAnsi="Times New Roman"/>
-          <w:color w:val="000000" w:themeColor="text1"/>
-          <w:sz w:val="26"/>
-          <w:szCs w:val="26"/>
-        </w:rPr>
-        <w:t xml:space="preserve"> </w:t>
-      </w:r>
-      <w:proofErr w:type="spellStart"/>
-      <w:r>
-        <w:rPr>
-          <w:rFonts w:ascii="Times New Roman" w:hAnsi="Times New Roman"/>
-          <w:color w:val="000000" w:themeColor="text1"/>
-          <w:sz w:val="26"/>
-          <w:szCs w:val="26"/>
-        </w:rPr>
-        <w:t>sự</w:t>
-      </w:r>
-      <w:proofErr w:type="spellEnd"/>
-      <w:r>
-        <w:rPr>
-          <w:rFonts w:ascii="Times New Roman" w:hAnsi="Times New Roman"/>
-          <w:color w:val="000000" w:themeColor="text1"/>
-          <w:sz w:val="26"/>
-          <w:szCs w:val="26"/>
-        </w:rPr>
-        <w:t xml:space="preserve"> </w:t>
-      </w:r>
-      <w:proofErr w:type="spellStart"/>
-      <w:r>
-        <w:rPr>
-          <w:rFonts w:ascii="Times New Roman" w:hAnsi="Times New Roman"/>
-          <w:color w:val="000000" w:themeColor="text1"/>
-          <w:sz w:val="26"/>
-          <w:szCs w:val="26"/>
-        </w:rPr>
-        <w:t>ủng</w:t>
-      </w:r>
-      <w:proofErr w:type="spellEnd"/>
-      <w:r>
-        <w:rPr>
-          <w:rFonts w:ascii="Times New Roman" w:hAnsi="Times New Roman"/>
-          <w:color w:val="000000" w:themeColor="text1"/>
-          <w:sz w:val="26"/>
-          <w:szCs w:val="26"/>
-        </w:rPr>
-        <w:t xml:space="preserve"> </w:t>
-      </w:r>
-      <w:proofErr w:type="spellStart"/>
-      <w:r>
-        <w:rPr>
-          <w:rFonts w:ascii="Times New Roman" w:hAnsi="Times New Roman"/>
-          <w:color w:val="000000" w:themeColor="text1"/>
-          <w:sz w:val="26"/>
-          <w:szCs w:val="26"/>
-        </w:rPr>
-        <w:t>hộ</w:t>
-      </w:r>
-      <w:proofErr w:type="spellEnd"/>
-      <w:r>
-        <w:rPr>
-          <w:rFonts w:ascii="Times New Roman" w:hAnsi="Times New Roman"/>
-          <w:color w:val="000000" w:themeColor="text1"/>
-          <w:sz w:val="26"/>
-          <w:szCs w:val="26"/>
-        </w:rPr>
-        <w:t xml:space="preserve"> </w:t>
-      </w:r>
-      <w:proofErr w:type="spellStart"/>
-      <w:r>
-        <w:rPr>
-          <w:rFonts w:ascii="Times New Roman" w:hAnsi="Times New Roman"/>
-          <w:color w:val="000000" w:themeColor="text1"/>
-          <w:sz w:val="26"/>
-          <w:szCs w:val="26"/>
-        </w:rPr>
-        <w:t>tham</w:t>
-      </w:r>
-      <w:proofErr w:type="spellEnd"/>
-      <w:r>
-        <w:rPr>
-          <w:rFonts w:ascii="Times New Roman" w:hAnsi="Times New Roman"/>
-          <w:color w:val="000000" w:themeColor="text1"/>
-          <w:sz w:val="26"/>
-          <w:szCs w:val="26"/>
-        </w:rPr>
-        <w:t xml:space="preserve"> </w:t>
-      </w:r>
-      <w:proofErr w:type="spellStart"/>
-      <w:r>
-        <w:rPr>
-          <w:rFonts w:ascii="Times New Roman" w:hAnsi="Times New Roman"/>
-          <w:color w:val="000000" w:themeColor="text1"/>
-          <w:sz w:val="26"/>
-          <w:szCs w:val="26"/>
-        </w:rPr>
-        <w:t>gia</w:t>
-      </w:r>
-      <w:proofErr w:type="spellEnd"/>
-      <w:r>
-        <w:rPr>
-          <w:rFonts w:ascii="Times New Roman" w:hAnsi="Times New Roman"/>
-          <w:color w:val="000000" w:themeColor="text1"/>
-          <w:sz w:val="26"/>
-          <w:szCs w:val="26"/>
-        </w:rPr>
-        <w:t xml:space="preserve"> </w:t>
-      </w:r>
-      <w:proofErr w:type="spellStart"/>
-      <w:r>
-        <w:rPr>
-          <w:rFonts w:ascii="Times New Roman" w:hAnsi="Times New Roman"/>
-          <w:color w:val="000000" w:themeColor="text1"/>
-          <w:sz w:val="26"/>
-          <w:szCs w:val="26"/>
-        </w:rPr>
-        <w:t>của</w:t>
-      </w:r>
-      <w:proofErr w:type="spellEnd"/>
-      <w:r>
-        <w:rPr>
-          <w:rFonts w:ascii="Times New Roman" w:hAnsi="Times New Roman"/>
-          <w:color w:val="000000" w:themeColor="text1"/>
-          <w:sz w:val="26"/>
-          <w:szCs w:val="26"/>
-        </w:rPr>
-        <w:t xml:space="preserve"> </w:t>
-      </w:r>
-      <w:proofErr w:type="spellStart"/>
-      <w:r>
-        <w:rPr>
-          <w:rFonts w:ascii="Times New Roman" w:hAnsi="Times New Roman"/>
-          <w:color w:val="000000" w:themeColor="text1"/>
-          <w:sz w:val="26"/>
-          <w:szCs w:val="26"/>
-        </w:rPr>
-        <w:t>các</w:t>
-      </w:r>
-      <w:proofErr w:type="spellEnd"/>
-      <w:r>
-        <w:rPr>
-          <w:rFonts w:ascii="Times New Roman" w:hAnsi="Times New Roman"/>
-          <w:color w:val="000000" w:themeColor="text1"/>
-          <w:sz w:val="26"/>
-          <w:szCs w:val="26"/>
-        </w:rPr>
-        <w:t xml:space="preserve"> </w:t>
-      </w:r>
-      <w:proofErr w:type="spellStart"/>
-      <w:r>
-        <w:rPr>
-          <w:rFonts w:ascii="Times New Roman" w:hAnsi="Times New Roman"/>
-          <w:color w:val="000000" w:themeColor="text1"/>
-          <w:sz w:val="26"/>
-          <w:szCs w:val="26"/>
-        </w:rPr>
-        <w:t>quý</w:t>
-      </w:r>
-      <w:proofErr w:type="spellEnd"/>
-      <w:r>
-        <w:rPr>
-          <w:rFonts w:ascii="Times New Roman" w:hAnsi="Times New Roman"/>
-          <w:color w:val="000000" w:themeColor="text1"/>
-          <w:sz w:val="26"/>
-          <w:szCs w:val="26"/>
-        </w:rPr>
-        <w:t xml:space="preserve"> </w:t>
-      </w:r>
-      <w:proofErr w:type="spellStart"/>
-      <w:r>
-        <w:rPr>
-          <w:rFonts w:ascii="Times New Roman" w:hAnsi="Times New Roman"/>
-          <w:color w:val="000000" w:themeColor="text1"/>
-          <w:sz w:val="26"/>
-          <w:szCs w:val="26"/>
-        </w:rPr>
-        <w:t>vị</w:t>
-      </w:r>
-      <w:proofErr w:type="spellEnd"/>
-      <w:r>
-        <w:rPr>
-          <w:rFonts w:ascii="Times New Roman" w:hAnsi="Times New Roman"/>
-          <w:color w:val="000000" w:themeColor="text1"/>
-          <w:sz w:val="26"/>
-          <w:szCs w:val="26"/>
-        </w:rPr>
-        <w:t xml:space="preserve">.   </w:t>
+        <w:t xml:space="preserve"> Rất mong nhận được sự ủng hộ tham gia của các quý vị.   </w:t>
       </w:r>
     </w:p>
     <w:p>
@@ -2319,7 +1075,6 @@
         <w:tc>
           <w:tcPr>
             <w:tcW w:w="808" w:type="dxa"/>
-            <w:shd w:val="clear" w:color="auto" w:fill="auto"/>
             <w:vAlign w:val="center"/>
           </w:tcPr>
           <w:p>
@@ -2351,7 +1106,6 @@
         <w:tc>
           <w:tcPr>
             <w:tcW w:w="3133" w:type="dxa"/>
-            <w:shd w:val="clear" w:color="auto" w:fill="auto"/>
             <w:vAlign w:val="center"/>
           </w:tcPr>
           <w:p>
@@ -2368,7 +1122,6 @@
                 <w:szCs w:val="26"/>
               </w:rPr>
             </w:pPr>
-            <w:proofErr w:type="spellStart"/>
             <w:r>
               <w:rPr>
                 <w:rFonts w:ascii="Times New Roman" w:hAnsi="Times New Roman"/>
@@ -2378,91 +1131,7 @@
                 <w:szCs w:val="26"/>
                 <w:lang w:val="en-US"/>
               </w:rPr>
-              <w:t>Tên</w:t>
-            </w:r>
-            <w:proofErr w:type="spellEnd"/>
-            <w:r>
-              <w:rPr>
-                <w:rFonts w:ascii="Times New Roman" w:hAnsi="Times New Roman"/>
-                <w:b/>
-                <w:color w:val="000000" w:themeColor="text1"/>
-                <w:sz w:val="26"/>
-                <w:szCs w:val="26"/>
-                <w:lang w:val="en-US"/>
-              </w:rPr>
-              <w:t xml:space="preserve"> </w:t>
-            </w:r>
-            <w:proofErr w:type="spellStart"/>
-            <w:r>
-              <w:rPr>
-                <w:rFonts w:ascii="Times New Roman" w:hAnsi="Times New Roman"/>
-                <w:b/>
-                <w:color w:val="000000" w:themeColor="text1"/>
-                <w:sz w:val="26"/>
-                <w:szCs w:val="26"/>
-                <w:lang w:val="en-US"/>
-              </w:rPr>
-              <w:t>khóa</w:t>
-            </w:r>
-            <w:proofErr w:type="spellEnd"/>
-            <w:r>
-              <w:rPr>
-                <w:rFonts w:ascii="Times New Roman" w:hAnsi="Times New Roman"/>
-                <w:b/>
-                <w:color w:val="000000" w:themeColor="text1"/>
-                <w:sz w:val="26"/>
-                <w:szCs w:val="26"/>
-                <w:lang w:val="en-US"/>
-              </w:rPr>
-              <w:t xml:space="preserve"> </w:t>
-            </w:r>
-            <w:proofErr w:type="spellStart"/>
-            <w:r>
-              <w:rPr>
-                <w:rFonts w:ascii="Times New Roman" w:hAnsi="Times New Roman"/>
-                <w:b/>
-                <w:color w:val="000000" w:themeColor="text1"/>
-                <w:sz w:val="26"/>
-                <w:szCs w:val="26"/>
-                <w:lang w:val="en-US"/>
-              </w:rPr>
-              <w:t>đào</w:t>
-            </w:r>
-            <w:proofErr w:type="spellEnd"/>
-            <w:r>
-              <w:rPr>
-                <w:rFonts w:ascii="Times New Roman" w:hAnsi="Times New Roman"/>
-                <w:b/>
-                <w:color w:val="000000" w:themeColor="text1"/>
-                <w:sz w:val="26"/>
-                <w:szCs w:val="26"/>
-                <w:lang w:val="en-US"/>
-              </w:rPr>
-              <w:t xml:space="preserve"> </w:t>
-            </w:r>
-            <w:proofErr w:type="spellStart"/>
-            <w:r>
-              <w:rPr>
-                <w:rFonts w:ascii="Times New Roman" w:hAnsi="Times New Roman"/>
-                <w:b/>
-                <w:color w:val="000000" w:themeColor="text1"/>
-                <w:sz w:val="26"/>
-                <w:szCs w:val="26"/>
-                <w:lang w:val="en-US"/>
-              </w:rPr>
-              <w:t>tạo</w:t>
-            </w:r>
-            <w:proofErr w:type="spellEnd"/>
-            <w:r>
-              <w:rPr>
-                <w:rFonts w:ascii="Times New Roman" w:hAnsi="Times New Roman"/>
-                <w:b/>
-                <w:color w:val="000000" w:themeColor="text1"/>
-                <w:sz w:val="26"/>
-                <w:szCs w:val="26"/>
-                <w:lang w:val="en-US"/>
-              </w:rPr>
-              <w:t xml:space="preserve"> &amp;</w:t>
+              <w:t>Tên khóa đào tạo &amp;</w:t>
             </w:r>
           </w:p>
           <w:p>
@@ -2479,7 +1148,6 @@
                 <w:szCs w:val="26"/>
               </w:rPr>
             </w:pPr>
-            <w:proofErr w:type="spellStart"/>
             <w:r>
               <w:rPr>
                 <w:rFonts w:ascii="Times New Roman" w:hAnsi="Times New Roman"/>
@@ -2489,63 +1157,13 @@
                 <w:szCs w:val="26"/>
                 <w:lang w:val="en-US"/>
               </w:rPr>
-              <w:t>ngày</w:t>
-            </w:r>
-            <w:proofErr w:type="spellEnd"/>
-            <w:r>
-              <w:rPr>
-                <w:rFonts w:ascii="Times New Roman" w:hAnsi="Times New Roman"/>
-                <w:b/>
-                <w:color w:val="000000" w:themeColor="text1"/>
-                <w:sz w:val="26"/>
-                <w:szCs w:val="26"/>
-                <w:lang w:val="en-US"/>
-              </w:rPr>
-              <w:t xml:space="preserve"> </w:t>
-            </w:r>
-            <w:proofErr w:type="spellStart"/>
-            <w:r>
-              <w:rPr>
-                <w:rFonts w:ascii="Times New Roman" w:hAnsi="Times New Roman"/>
-                <w:b/>
-                <w:color w:val="000000" w:themeColor="text1"/>
-                <w:sz w:val="26"/>
-                <w:szCs w:val="26"/>
-                <w:lang w:val="en-US"/>
-              </w:rPr>
-              <w:t>khai</w:t>
-            </w:r>
-            <w:proofErr w:type="spellEnd"/>
-            <w:r>
-              <w:rPr>
-                <w:rFonts w:ascii="Times New Roman" w:hAnsi="Times New Roman"/>
-                <w:b/>
-                <w:color w:val="000000" w:themeColor="text1"/>
-                <w:sz w:val="26"/>
-                <w:szCs w:val="26"/>
-                <w:lang w:val="en-US"/>
-              </w:rPr>
-              <w:t xml:space="preserve"> </w:t>
-            </w:r>
-            <w:proofErr w:type="spellStart"/>
-            <w:r>
-              <w:rPr>
-                <w:rFonts w:ascii="Times New Roman" w:hAnsi="Times New Roman"/>
-                <w:b/>
-                <w:color w:val="000000" w:themeColor="text1"/>
-                <w:sz w:val="26"/>
-                <w:szCs w:val="26"/>
-                <w:lang w:val="en-US"/>
-              </w:rPr>
-              <w:t>giảng</w:t>
-            </w:r>
-            <w:proofErr w:type="spellEnd"/>
+              <w:t>ngày khai giảng</w:t>
+            </w:r>
           </w:p>
         </w:tc>
         <w:tc>
           <w:tcPr>
             <w:tcW w:w="1547" w:type="dxa"/>
-            <w:shd w:val="clear" w:color="auto" w:fill="auto"/>
             <w:vAlign w:val="center"/>
           </w:tcPr>
           <w:p>
@@ -2563,7 +1181,6 @@
                 <w:lang w:val="en-US"/>
               </w:rPr>
             </w:pPr>
-            <w:proofErr w:type="spellStart"/>
             <w:r>
               <w:rPr>
                 <w:rFonts w:ascii="Times New Roman" w:hAnsi="Times New Roman"/>
@@ -2573,43 +1190,7 @@
                 <w:szCs w:val="26"/>
                 <w:lang w:val="en-US"/>
               </w:rPr>
-              <w:t>Đối</w:t>
-            </w:r>
-            <w:proofErr w:type="spellEnd"/>
-            <w:r>
-              <w:rPr>
-                <w:rFonts w:ascii="Times New Roman" w:hAnsi="Times New Roman"/>
-                <w:b/>
-                <w:color w:val="000000" w:themeColor="text1"/>
-                <w:sz w:val="26"/>
-                <w:szCs w:val="26"/>
-                <w:lang w:val="en-US"/>
-              </w:rPr>
-              <w:t xml:space="preserve"> </w:t>
-            </w:r>
-            <w:proofErr w:type="spellStart"/>
-            <w:r>
-              <w:rPr>
-                <w:rFonts w:ascii="Times New Roman" w:hAnsi="Times New Roman"/>
-                <w:b/>
-                <w:color w:val="000000" w:themeColor="text1"/>
-                <w:sz w:val="26"/>
-                <w:szCs w:val="26"/>
-                <w:lang w:val="en-US"/>
-              </w:rPr>
-              <w:t>tượng</w:t>
-            </w:r>
-            <w:proofErr w:type="spellEnd"/>
-            <w:r>
-              <w:rPr>
-                <w:rFonts w:ascii="Times New Roman" w:hAnsi="Times New Roman"/>
-                <w:b/>
-                <w:color w:val="000000" w:themeColor="text1"/>
-                <w:sz w:val="26"/>
-                <w:szCs w:val="26"/>
-                <w:lang w:val="en-US"/>
-              </w:rPr>
-              <w:t>/</w:t>
+              <w:t>Đối tượng/</w:t>
             </w:r>
           </w:p>
           <w:p>
@@ -2627,7 +1208,6 @@
                 <w:lang w:val="en-US"/>
               </w:rPr>
             </w:pPr>
-            <w:proofErr w:type="spellStart"/>
             <w:r>
               <w:rPr>
                 <w:rFonts w:ascii="Times New Roman" w:hAnsi="Times New Roman"/>
@@ -2637,39 +1217,13 @@
                 <w:szCs w:val="26"/>
                 <w:lang w:val="en-US"/>
               </w:rPr>
-              <w:t>số</w:t>
-            </w:r>
-            <w:proofErr w:type="spellEnd"/>
-            <w:r>
-              <w:rPr>
-                <w:rFonts w:ascii="Times New Roman" w:hAnsi="Times New Roman"/>
-                <w:b/>
-                <w:color w:val="000000" w:themeColor="text1"/>
-                <w:sz w:val="26"/>
-                <w:szCs w:val="26"/>
-                <w:lang w:val="en-US"/>
-              </w:rPr>
-              <w:t xml:space="preserve"> </w:t>
-            </w:r>
-            <w:proofErr w:type="spellStart"/>
-            <w:r>
-              <w:rPr>
-                <w:rFonts w:ascii="Times New Roman" w:hAnsi="Times New Roman"/>
-                <w:b/>
-                <w:color w:val="000000" w:themeColor="text1"/>
-                <w:sz w:val="26"/>
-                <w:szCs w:val="26"/>
-                <w:lang w:val="en-US"/>
-              </w:rPr>
-              <w:t>lượng</w:t>
-            </w:r>
-            <w:proofErr w:type="spellEnd"/>
+              <w:t>số lượng</w:t>
+            </w:r>
           </w:p>
         </w:tc>
         <w:tc>
           <w:tcPr>
             <w:tcW w:w="3129" w:type="dxa"/>
-            <w:shd w:val="clear" w:color="auto" w:fill="auto"/>
             <w:vAlign w:val="center"/>
           </w:tcPr>
           <w:p>
@@ -2696,27 +1250,13 @@
                 <w:szCs w:val="26"/>
                 <w:lang w:val="en-US"/>
               </w:rPr>
-              <w:t xml:space="preserve">Chi </w:t>
-            </w:r>
-            <w:proofErr w:type="spellStart"/>
-            <w:r>
-              <w:rPr>
-                <w:rFonts w:ascii="Times New Roman" w:hAnsi="Times New Roman"/>
-                <w:b/>
-                <w:color w:val="000000" w:themeColor="text1"/>
-                <w:sz w:val="26"/>
-                <w:szCs w:val="26"/>
-                <w:lang w:val="en-US"/>
-              </w:rPr>
-              <w:t>tiết</w:t>
-            </w:r>
-            <w:proofErr w:type="spellEnd"/>
+              <w:t>Chi tiết</w:t>
+            </w:r>
           </w:p>
         </w:tc>
         <w:tc>
           <w:tcPr>
             <w:tcW w:w="1353" w:type="dxa"/>
-            <w:shd w:val="clear" w:color="auto" w:fill="auto"/>
             <w:vAlign w:val="center"/>
           </w:tcPr>
           <w:p>
@@ -2734,7 +1274,6 @@
                 <w:lang w:val="en-US"/>
               </w:rPr>
             </w:pPr>
-            <w:proofErr w:type="spellStart"/>
             <w:r>
               <w:rPr>
                 <w:rFonts w:ascii="Times New Roman" w:hAnsi="Times New Roman"/>
@@ -2744,33 +1283,8 @@
                 <w:szCs w:val="26"/>
                 <w:lang w:val="en-US"/>
               </w:rPr>
-              <w:t>Ghi</w:t>
-            </w:r>
-            <w:proofErr w:type="spellEnd"/>
-            <w:r>
-              <w:rPr>
-                <w:rFonts w:ascii="Times New Roman" w:hAnsi="Times New Roman"/>
-                <w:b/>
-                <w:color w:val="000000" w:themeColor="text1"/>
-                <w:sz w:val="26"/>
-                <w:szCs w:val="26"/>
-                <w:lang w:val="en-US"/>
-              </w:rPr>
-              <w:t xml:space="preserve"> </w:t>
-            </w:r>
-            <w:proofErr w:type="spellStart"/>
-            <w:r>
-              <w:rPr>
-                <w:rFonts w:ascii="Times New Roman" w:hAnsi="Times New Roman"/>
-                <w:b/>
-                <w:color w:val="000000" w:themeColor="text1"/>
-                <w:sz w:val="26"/>
-                <w:szCs w:val="26"/>
-                <w:lang w:val="en-US"/>
-              </w:rPr>
-              <w:t>chú</w:t>
-            </w:r>
-            <w:proofErr w:type="spellEnd"/>
+              <w:t>Ghi chú</w:t>
+            </w:r>
           </w:p>
         </w:tc>
       </w:tr>
@@ -2782,7 +1296,6 @@
         <w:tc>
           <w:tcPr>
             <w:tcW w:w="808" w:type="dxa"/>
-            <w:shd w:val="clear" w:color="auto" w:fill="auto"/>
           </w:tcPr>
           <w:p>
             <w:pPr>
@@ -2807,7 +1320,6 @@
               </w:rPr>
               <w:t>[[</w:t>
             </w:r>
-            <w:proofErr w:type="spellStart"/>
             <w:r>
               <w:rPr>
                 <w:rFonts w:ascii="Times New Roman" w:hAnsi="Times New Roman"/>
@@ -2836,25 +1348,13 @@
                 <w:szCs w:val="26"/>
                 <w:lang w:val="en-US"/>
               </w:rPr>
-              <w:t>STT</w:t>
-            </w:r>
-            <w:proofErr w:type="spellEnd"/>
-            <w:r>
-              <w:rPr>
-                <w:rFonts w:ascii="Times New Roman" w:hAnsi="Times New Roman"/>
-                <w:color w:val="000000" w:themeColor="text1"/>
-                <w:sz w:val="26"/>
-                <w:szCs w:val="26"/>
-                <w:lang w:val="en-US"/>
-              </w:rPr>
-              <w:t>]]</w:t>
+              <w:t>STT]]</w:t>
             </w:r>
           </w:p>
         </w:tc>
         <w:tc>
           <w:tcPr>
             <w:tcW w:w="3133" w:type="dxa"/>
-            <w:shd w:val="clear" w:color="auto" w:fill="auto"/>
           </w:tcPr>
           <w:p>
             <w:pPr>
@@ -2879,7 +1379,6 @@
               </w:rPr>
               <w:t>[[</w:t>
             </w:r>
-            <w:proofErr w:type="spellStart"/>
             <w:r>
               <w:rPr>
                 <w:rFonts w:ascii="Times New Roman" w:hAnsi="Times New Roman"/>
@@ -2908,25 +1407,13 @@
                 <w:szCs w:val="26"/>
                 <w:lang w:val="en-US"/>
               </w:rPr>
-              <w:t>TenKhoaDaoTao</w:t>
-            </w:r>
-            <w:proofErr w:type="spellEnd"/>
-            <w:r>
-              <w:rPr>
-                <w:rFonts w:ascii="Times New Roman" w:hAnsi="Times New Roman"/>
-                <w:color w:val="000000" w:themeColor="text1"/>
-                <w:sz w:val="26"/>
-                <w:szCs w:val="26"/>
-                <w:lang w:val="en-US"/>
-              </w:rPr>
-              <w:t>]]</w:t>
+              <w:t>TenKhoaDaoTao]]</w:t>
             </w:r>
           </w:p>
         </w:tc>
         <w:tc>
           <w:tcPr>
             <w:tcW w:w="1547" w:type="dxa"/>
-            <w:shd w:val="clear" w:color="auto" w:fill="auto"/>
           </w:tcPr>
           <w:p>
             <w:pPr>
@@ -2950,7 +1437,6 @@
               </w:rPr>
               <w:t>[[</w:t>
             </w:r>
-            <w:proofErr w:type="spellStart"/>
             <w:r>
               <w:rPr>
                 <w:rFonts w:ascii="Times New Roman" w:hAnsi="Times New Roman"/>
@@ -2979,25 +1465,13 @@
                 <w:szCs w:val="26"/>
                 <w:lang w:val="en-US"/>
               </w:rPr>
-              <w:t>DoiTuongSoLuong</w:t>
-            </w:r>
-            <w:proofErr w:type="spellEnd"/>
-            <w:r>
-              <w:rPr>
-                <w:rFonts w:ascii="Times New Roman" w:hAnsi="Times New Roman"/>
-                <w:color w:val="000000" w:themeColor="text1"/>
-                <w:sz w:val="26"/>
-                <w:szCs w:val="26"/>
-                <w:lang w:val="en-US"/>
-              </w:rPr>
-              <w:t>]]</w:t>
+              <w:t>DoiTuongSoLuong]]</w:t>
             </w:r>
           </w:p>
         </w:tc>
         <w:tc>
           <w:tcPr>
             <w:tcW w:w="3129" w:type="dxa"/>
-            <w:shd w:val="clear" w:color="auto" w:fill="auto"/>
           </w:tcPr>
           <w:p>
             <w:pPr>
@@ -3019,7 +1493,6 @@
               </w:rPr>
               <w:t>[[</w:t>
             </w:r>
-            <w:proofErr w:type="spellStart"/>
             <w:r>
               <w:rPr>
                 <w:rFonts w:ascii="Times New Roman" w:hAnsi="Times New Roman"/>
@@ -3050,7 +1523,6 @@
               </w:rPr>
               <w:t>ChiTiet</w:t>
             </w:r>
-            <w:proofErr w:type="spellEnd"/>
             <w:r>
               <w:rPr>
                 <w:rFonts w:ascii="Times New Roman" w:hAnsi="Times New Roman"/>
@@ -3066,7 +1538,6 @@
         <w:tc>
           <w:tcPr>
             <w:tcW w:w="1353" w:type="dxa"/>
-            <w:shd w:val="clear" w:color="auto" w:fill="auto"/>
           </w:tcPr>
           <w:p>
             <w:pPr>
@@ -3090,7 +1561,6 @@
               </w:rPr>
               <w:t>[[</w:t>
             </w:r>
-            <w:proofErr w:type="spellStart"/>
             <w:r>
               <w:rPr>
                 <w:rFonts w:ascii="Times New Roman" w:hAnsi="Times New Roman"/>
@@ -3119,18 +1589,7 @@
                 <w:szCs w:val="26"/>
                 <w:lang w:val="en-US"/>
               </w:rPr>
-              <w:t>GhiChu</w:t>
-            </w:r>
-            <w:proofErr w:type="spellEnd"/>
-            <w:r>
-              <w:rPr>
-                <w:rFonts w:ascii="Times New Roman" w:hAnsi="Times New Roman"/>
-                <w:color w:val="000000" w:themeColor="text1"/>
-                <w:sz w:val="26"/>
-                <w:szCs w:val="26"/>
-                <w:lang w:val="en-US"/>
-              </w:rPr>
-              <w:t>]]</w:t>
+              <w:t>GhiChu]]</w:t>
             </w:r>
           </w:p>
         </w:tc>
@@ -3235,7 +1694,6 @@
         </w:rPr>
         <w:t xml:space="preserve">      </w:t>
       </w:r>
-      <w:proofErr w:type="spellStart"/>
       <w:r>
         <w:rPr>
           <w:rFonts w:ascii="Times New Roman" w:hAnsi="Times New Roman"/>
@@ -3246,81 +1704,18 @@
           <w:sz w:val="26"/>
           <w:szCs w:val="26"/>
         </w:rPr>
-        <w:t>Phòng</w:t>
+        <w:t>Phòng 702- Tầng 7</w:t>
       </w:r>
-      <w:proofErr w:type="spellEnd"/>
       <w:r>
         <w:rPr>
           <w:rFonts w:ascii="Times New Roman" w:hAnsi="Times New Roman"/>
-          <w:b/>
           <w:i/>
           <w:iCs/>
           <w:color w:val="000000" w:themeColor="text1"/>
           <w:sz w:val="26"/>
           <w:szCs w:val="26"/>
         </w:rPr>
-        <w:t xml:space="preserve"> 702- </w:t>
-      </w:r>
-      <w:proofErr w:type="spellStart"/>
-      <w:r>
-        <w:rPr>
-          <w:rFonts w:ascii="Times New Roman" w:hAnsi="Times New Roman"/>
-          <w:b/>
-          <w:i/>
-          <w:iCs/>
-          <w:color w:val="000000" w:themeColor="text1"/>
-          <w:sz w:val="26"/>
-          <w:szCs w:val="26"/>
-        </w:rPr>
-        <w:t>Tầng</w:t>
-      </w:r>
-      <w:proofErr w:type="spellEnd"/>
-      <w:r>
-        <w:rPr>
-          <w:rFonts w:ascii="Times New Roman" w:hAnsi="Times New Roman"/>
-          <w:b/>
-          <w:i/>
-          <w:iCs/>
-          <w:color w:val="000000" w:themeColor="text1"/>
-          <w:sz w:val="26"/>
-          <w:szCs w:val="26"/>
-        </w:rPr>
-        <w:t xml:space="preserve"> 7</w:t>
-      </w:r>
-      <w:r>
-        <w:rPr>
-          <w:rFonts w:ascii="Times New Roman" w:hAnsi="Times New Roman"/>
-          <w:i/>
-          <w:iCs/>
-          <w:color w:val="000000" w:themeColor="text1"/>
-          <w:sz w:val="26"/>
-          <w:szCs w:val="26"/>
-        </w:rPr>
-        <w:t xml:space="preserve"> – </w:t>
-      </w:r>
-      <w:proofErr w:type="spellStart"/>
-      <w:r>
-        <w:rPr>
-          <w:rFonts w:ascii="Times New Roman" w:hAnsi="Times New Roman"/>
-          <w:i/>
-          <w:iCs/>
-          <w:color w:val="000000" w:themeColor="text1"/>
-          <w:sz w:val="26"/>
-          <w:szCs w:val="26"/>
-        </w:rPr>
-        <w:t>nhà</w:t>
-      </w:r>
-      <w:proofErr w:type="spellEnd"/>
-      <w:r>
-        <w:rPr>
-          <w:rFonts w:ascii="Times New Roman" w:hAnsi="Times New Roman"/>
-          <w:i/>
-          <w:iCs/>
-          <w:color w:val="000000" w:themeColor="text1"/>
-          <w:sz w:val="26"/>
-          <w:szCs w:val="26"/>
-        </w:rPr>
-        <w:t xml:space="preserve"> G </w:t>
+        <w:t xml:space="preserve"> – nhà G </w:t>
       </w:r>
     </w:p>
     <w:p>
@@ -3490,7 +1885,6 @@
           <w:szCs w:val="26"/>
         </w:rPr>
       </w:pPr>
-      <w:proofErr w:type="spellStart"/>
       <w:r>
         <w:rPr>
           <w:rFonts w:ascii="Times New Roman" w:hAnsi="Times New Roman"/>
@@ -3500,19 +1894,7 @@
           <w:szCs w:val="26"/>
           <w:u w:val="single"/>
         </w:rPr>
-        <w:t>Lưu</w:t>
-      </w:r>
-      <w:proofErr w:type="spellEnd"/>
-      <w:r>
-        <w:rPr>
-          <w:rFonts w:ascii="Times New Roman" w:hAnsi="Times New Roman"/>
-          <w:b/>
-          <w:color w:val="000000" w:themeColor="text1"/>
-          <w:sz w:val="26"/>
-          <w:szCs w:val="26"/>
-          <w:u w:val="single"/>
-        </w:rPr>
-        <w:t xml:space="preserve"> ý</w:t>
+        <w:t>Lưu ý</w:t>
       </w:r>
       <w:r>
         <w:rPr>
@@ -3540,7 +1922,6 @@
           <w:szCs w:val="26"/>
         </w:rPr>
       </w:pPr>
-      <w:proofErr w:type="spellStart"/>
       <w:r>
         <w:rPr>
           <w:rFonts w:ascii="Times New Roman" w:hAnsi="Times New Roman"/>
@@ -3548,777 +1929,7 @@
           <w:sz w:val="26"/>
           <w:szCs w:val="26"/>
         </w:rPr>
-        <w:t>Đối</w:t>
-      </w:r>
-      <w:proofErr w:type="spellEnd"/>
-      <w:r>
-        <w:rPr>
-          <w:rFonts w:ascii="Times New Roman" w:hAnsi="Times New Roman"/>
-          <w:color w:val="000000" w:themeColor="text1"/>
-          <w:sz w:val="26"/>
-          <w:szCs w:val="26"/>
-        </w:rPr>
-        <w:t xml:space="preserve"> </w:t>
-      </w:r>
-      <w:proofErr w:type="spellStart"/>
-      <w:r>
-        <w:rPr>
-          <w:rFonts w:ascii="Times New Roman" w:hAnsi="Times New Roman"/>
-          <w:color w:val="000000" w:themeColor="text1"/>
-          <w:sz w:val="26"/>
-          <w:szCs w:val="26"/>
-        </w:rPr>
-        <w:t>với</w:t>
-      </w:r>
-      <w:proofErr w:type="spellEnd"/>
-      <w:r>
-        <w:rPr>
-          <w:rFonts w:ascii="Times New Roman" w:hAnsi="Times New Roman"/>
-          <w:color w:val="000000" w:themeColor="text1"/>
-          <w:sz w:val="26"/>
-          <w:szCs w:val="26"/>
-        </w:rPr>
-        <w:t xml:space="preserve"> </w:t>
-      </w:r>
-      <w:proofErr w:type="spellStart"/>
-      <w:r>
-        <w:rPr>
-          <w:rFonts w:ascii="Times New Roman" w:hAnsi="Times New Roman"/>
-          <w:color w:val="000000" w:themeColor="text1"/>
-          <w:sz w:val="26"/>
-          <w:szCs w:val="26"/>
-        </w:rPr>
-        <w:t>các</w:t>
-      </w:r>
-      <w:proofErr w:type="spellEnd"/>
-      <w:r>
-        <w:rPr>
-          <w:rFonts w:ascii="Times New Roman" w:hAnsi="Times New Roman"/>
-          <w:color w:val="000000" w:themeColor="text1"/>
-          <w:sz w:val="26"/>
-          <w:szCs w:val="26"/>
-        </w:rPr>
-        <w:t xml:space="preserve"> </w:t>
-      </w:r>
-      <w:proofErr w:type="spellStart"/>
-      <w:r>
-        <w:rPr>
-          <w:rFonts w:ascii="Times New Roman" w:hAnsi="Times New Roman"/>
-          <w:color w:val="000000" w:themeColor="text1"/>
-          <w:sz w:val="26"/>
-          <w:szCs w:val="26"/>
-        </w:rPr>
-        <w:t>khóa</w:t>
-      </w:r>
-      <w:proofErr w:type="spellEnd"/>
-      <w:r>
-        <w:rPr>
-          <w:rFonts w:ascii="Times New Roman" w:hAnsi="Times New Roman"/>
-          <w:color w:val="000000" w:themeColor="text1"/>
-          <w:sz w:val="26"/>
-          <w:szCs w:val="26"/>
-        </w:rPr>
-        <w:t xml:space="preserve"> </w:t>
-      </w:r>
-      <w:proofErr w:type="spellStart"/>
-      <w:r>
-        <w:rPr>
-          <w:rFonts w:ascii="Times New Roman" w:hAnsi="Times New Roman"/>
-          <w:color w:val="000000" w:themeColor="text1"/>
-          <w:sz w:val="26"/>
-          <w:szCs w:val="26"/>
-        </w:rPr>
-        <w:t>đào</w:t>
-      </w:r>
-      <w:proofErr w:type="spellEnd"/>
-      <w:r>
-        <w:rPr>
-          <w:rFonts w:ascii="Times New Roman" w:hAnsi="Times New Roman"/>
-          <w:color w:val="000000" w:themeColor="text1"/>
-          <w:sz w:val="26"/>
-          <w:szCs w:val="26"/>
-        </w:rPr>
-        <w:t xml:space="preserve"> </w:t>
-      </w:r>
-      <w:proofErr w:type="spellStart"/>
-      <w:r>
-        <w:rPr>
-          <w:rFonts w:ascii="Times New Roman" w:hAnsi="Times New Roman"/>
-          <w:color w:val="000000" w:themeColor="text1"/>
-          <w:sz w:val="26"/>
-          <w:szCs w:val="26"/>
-        </w:rPr>
-        <w:t>tạo</w:t>
-      </w:r>
-      <w:proofErr w:type="spellEnd"/>
-      <w:r>
-        <w:rPr>
-          <w:rFonts w:ascii="Times New Roman" w:hAnsi="Times New Roman"/>
-          <w:color w:val="000000" w:themeColor="text1"/>
-          <w:sz w:val="26"/>
-          <w:szCs w:val="26"/>
-        </w:rPr>
-        <w:t xml:space="preserve"> </w:t>
-      </w:r>
-      <w:proofErr w:type="spellStart"/>
-      <w:r>
-        <w:rPr>
-          <w:rFonts w:ascii="Times New Roman" w:hAnsi="Times New Roman"/>
-          <w:color w:val="000000" w:themeColor="text1"/>
-          <w:sz w:val="26"/>
-          <w:szCs w:val="26"/>
-        </w:rPr>
-        <w:t>miễn</w:t>
-      </w:r>
-      <w:proofErr w:type="spellEnd"/>
-      <w:r>
-        <w:rPr>
-          <w:rFonts w:ascii="Times New Roman" w:hAnsi="Times New Roman"/>
-          <w:color w:val="000000" w:themeColor="text1"/>
-          <w:sz w:val="26"/>
-          <w:szCs w:val="26"/>
-        </w:rPr>
-        <w:t xml:space="preserve"> </w:t>
-      </w:r>
-      <w:proofErr w:type="spellStart"/>
-      <w:r>
-        <w:rPr>
-          <w:rFonts w:ascii="Times New Roman" w:hAnsi="Times New Roman"/>
-          <w:color w:val="000000" w:themeColor="text1"/>
-          <w:sz w:val="26"/>
-          <w:szCs w:val="26"/>
-        </w:rPr>
-        <w:t>phí</w:t>
-      </w:r>
-      <w:proofErr w:type="spellEnd"/>
-      <w:r>
-        <w:rPr>
-          <w:rFonts w:ascii="Times New Roman" w:hAnsi="Times New Roman"/>
-          <w:color w:val="000000" w:themeColor="text1"/>
-          <w:sz w:val="26"/>
-          <w:szCs w:val="26"/>
-        </w:rPr>
-        <w:t xml:space="preserve">, </w:t>
-      </w:r>
-      <w:proofErr w:type="spellStart"/>
-      <w:r>
-        <w:rPr>
-          <w:rFonts w:ascii="Times New Roman" w:hAnsi="Times New Roman"/>
-          <w:color w:val="000000" w:themeColor="text1"/>
-          <w:sz w:val="26"/>
-          <w:szCs w:val="26"/>
-        </w:rPr>
-        <w:t>các</w:t>
-      </w:r>
-      <w:proofErr w:type="spellEnd"/>
-      <w:r>
-        <w:rPr>
-          <w:rFonts w:ascii="Times New Roman" w:hAnsi="Times New Roman"/>
-          <w:color w:val="000000" w:themeColor="text1"/>
-          <w:sz w:val="26"/>
-          <w:szCs w:val="26"/>
-        </w:rPr>
-        <w:t xml:space="preserve"> </w:t>
-      </w:r>
-      <w:proofErr w:type="spellStart"/>
-      <w:r>
-        <w:rPr>
-          <w:rFonts w:ascii="Times New Roman" w:hAnsi="Times New Roman"/>
-          <w:color w:val="000000" w:themeColor="text1"/>
-          <w:sz w:val="26"/>
-          <w:szCs w:val="26"/>
-        </w:rPr>
-        <w:t>học</w:t>
-      </w:r>
-      <w:proofErr w:type="spellEnd"/>
-      <w:r>
-        <w:rPr>
-          <w:rFonts w:ascii="Times New Roman" w:hAnsi="Times New Roman"/>
-          <w:color w:val="000000" w:themeColor="text1"/>
-          <w:sz w:val="26"/>
-          <w:szCs w:val="26"/>
-        </w:rPr>
-        <w:t xml:space="preserve"> </w:t>
-      </w:r>
-      <w:proofErr w:type="spellStart"/>
-      <w:r>
-        <w:rPr>
-          <w:rFonts w:ascii="Times New Roman" w:hAnsi="Times New Roman"/>
-          <w:color w:val="000000" w:themeColor="text1"/>
-          <w:sz w:val="26"/>
-          <w:szCs w:val="26"/>
-        </w:rPr>
-        <w:t>viên</w:t>
-      </w:r>
-      <w:proofErr w:type="spellEnd"/>
-      <w:r>
-        <w:rPr>
-          <w:rFonts w:ascii="Times New Roman" w:hAnsi="Times New Roman"/>
-          <w:color w:val="000000" w:themeColor="text1"/>
-          <w:sz w:val="26"/>
-          <w:szCs w:val="26"/>
-        </w:rPr>
-        <w:t xml:space="preserve"> </w:t>
-      </w:r>
-      <w:proofErr w:type="spellStart"/>
-      <w:r>
-        <w:rPr>
-          <w:rFonts w:ascii="Times New Roman" w:hAnsi="Times New Roman"/>
-          <w:color w:val="000000" w:themeColor="text1"/>
-          <w:sz w:val="26"/>
-          <w:szCs w:val="26"/>
-        </w:rPr>
-        <w:t>cần</w:t>
-      </w:r>
-      <w:proofErr w:type="spellEnd"/>
-      <w:r>
-        <w:rPr>
-          <w:rFonts w:ascii="Times New Roman" w:hAnsi="Times New Roman"/>
-          <w:color w:val="000000" w:themeColor="text1"/>
-          <w:sz w:val="26"/>
-          <w:szCs w:val="26"/>
-        </w:rPr>
-        <w:t xml:space="preserve"> </w:t>
-      </w:r>
-      <w:proofErr w:type="spellStart"/>
-      <w:r>
-        <w:rPr>
-          <w:rFonts w:ascii="Times New Roman" w:hAnsi="Times New Roman"/>
-          <w:color w:val="000000" w:themeColor="text1"/>
-          <w:sz w:val="26"/>
-          <w:szCs w:val="26"/>
-        </w:rPr>
-        <w:t>đăng</w:t>
-      </w:r>
-      <w:proofErr w:type="spellEnd"/>
-      <w:r>
-        <w:rPr>
-          <w:rFonts w:ascii="Times New Roman" w:hAnsi="Times New Roman"/>
-          <w:color w:val="000000" w:themeColor="text1"/>
-          <w:sz w:val="26"/>
-          <w:szCs w:val="26"/>
-        </w:rPr>
-        <w:t xml:space="preserve"> </w:t>
-      </w:r>
-      <w:proofErr w:type="spellStart"/>
-      <w:r>
-        <w:rPr>
-          <w:rFonts w:ascii="Times New Roman" w:hAnsi="Times New Roman"/>
-          <w:color w:val="000000" w:themeColor="text1"/>
-          <w:sz w:val="26"/>
-          <w:szCs w:val="26"/>
-        </w:rPr>
-        <w:t>ký</w:t>
-      </w:r>
-      <w:proofErr w:type="spellEnd"/>
-      <w:r>
-        <w:rPr>
-          <w:rFonts w:ascii="Times New Roman" w:hAnsi="Times New Roman"/>
-          <w:color w:val="000000" w:themeColor="text1"/>
-          <w:sz w:val="26"/>
-          <w:szCs w:val="26"/>
-        </w:rPr>
-        <w:t xml:space="preserve"> </w:t>
-      </w:r>
-      <w:proofErr w:type="spellStart"/>
-      <w:r>
-        <w:rPr>
-          <w:rFonts w:ascii="Times New Roman" w:hAnsi="Times New Roman"/>
-          <w:color w:val="000000" w:themeColor="text1"/>
-          <w:sz w:val="26"/>
-          <w:szCs w:val="26"/>
-        </w:rPr>
-        <w:t>sớm</w:t>
-      </w:r>
-      <w:proofErr w:type="spellEnd"/>
-      <w:r>
-        <w:rPr>
-          <w:rFonts w:ascii="Times New Roman" w:hAnsi="Times New Roman"/>
-          <w:color w:val="000000" w:themeColor="text1"/>
-          <w:sz w:val="26"/>
-          <w:szCs w:val="26"/>
-        </w:rPr>
-        <w:t xml:space="preserve"> </w:t>
-      </w:r>
-      <w:proofErr w:type="spellStart"/>
-      <w:r>
-        <w:rPr>
-          <w:rFonts w:ascii="Times New Roman" w:hAnsi="Times New Roman"/>
-          <w:color w:val="000000" w:themeColor="text1"/>
-          <w:sz w:val="26"/>
-          <w:szCs w:val="26"/>
-        </w:rPr>
-        <w:t>trước</w:t>
-      </w:r>
-      <w:proofErr w:type="spellEnd"/>
-      <w:r>
-        <w:rPr>
-          <w:rFonts w:ascii="Times New Roman" w:hAnsi="Times New Roman"/>
-          <w:color w:val="000000" w:themeColor="text1"/>
-          <w:sz w:val="26"/>
-          <w:szCs w:val="26"/>
-        </w:rPr>
-        <w:t xml:space="preserve"> </w:t>
-      </w:r>
-      <w:proofErr w:type="spellStart"/>
-      <w:r>
-        <w:rPr>
-          <w:rFonts w:ascii="Times New Roman" w:hAnsi="Times New Roman"/>
-          <w:color w:val="000000" w:themeColor="text1"/>
-          <w:sz w:val="26"/>
-          <w:szCs w:val="26"/>
-        </w:rPr>
-        <w:t>hạn</w:t>
-      </w:r>
-      <w:proofErr w:type="spellEnd"/>
-      <w:r>
-        <w:rPr>
-          <w:rFonts w:ascii="Times New Roman" w:hAnsi="Times New Roman"/>
-          <w:color w:val="000000" w:themeColor="text1"/>
-          <w:sz w:val="26"/>
-          <w:szCs w:val="26"/>
-        </w:rPr>
-        <w:t xml:space="preserve">. </w:t>
-      </w:r>
-      <w:proofErr w:type="spellStart"/>
-      <w:r>
-        <w:rPr>
-          <w:rFonts w:ascii="Times New Roman" w:hAnsi="Times New Roman"/>
-          <w:color w:val="000000" w:themeColor="text1"/>
-          <w:sz w:val="26"/>
-          <w:szCs w:val="26"/>
-        </w:rPr>
-        <w:t>Nếu</w:t>
-      </w:r>
-      <w:proofErr w:type="spellEnd"/>
-      <w:r>
-        <w:rPr>
-          <w:rFonts w:ascii="Times New Roman" w:hAnsi="Times New Roman"/>
-          <w:color w:val="000000" w:themeColor="text1"/>
-          <w:sz w:val="26"/>
-          <w:szCs w:val="26"/>
-        </w:rPr>
-        <w:t xml:space="preserve"> </w:t>
-      </w:r>
-      <w:proofErr w:type="spellStart"/>
-      <w:r>
-        <w:rPr>
-          <w:rFonts w:ascii="Times New Roman" w:hAnsi="Times New Roman"/>
-          <w:color w:val="000000" w:themeColor="text1"/>
-          <w:sz w:val="26"/>
-          <w:szCs w:val="26"/>
-        </w:rPr>
-        <w:t>vượt</w:t>
-      </w:r>
-      <w:proofErr w:type="spellEnd"/>
-      <w:r>
-        <w:rPr>
-          <w:rFonts w:ascii="Times New Roman" w:hAnsi="Times New Roman"/>
-          <w:color w:val="000000" w:themeColor="text1"/>
-          <w:sz w:val="26"/>
-          <w:szCs w:val="26"/>
-        </w:rPr>
-        <w:t xml:space="preserve"> qua </w:t>
-      </w:r>
-      <w:proofErr w:type="spellStart"/>
-      <w:r>
-        <w:rPr>
-          <w:rFonts w:ascii="Times New Roman" w:hAnsi="Times New Roman"/>
-          <w:color w:val="000000" w:themeColor="text1"/>
-          <w:sz w:val="26"/>
-          <w:szCs w:val="26"/>
-        </w:rPr>
-        <w:t>số</w:t>
-      </w:r>
-      <w:proofErr w:type="spellEnd"/>
-      <w:r>
-        <w:rPr>
-          <w:rFonts w:ascii="Times New Roman" w:hAnsi="Times New Roman"/>
-          <w:color w:val="000000" w:themeColor="text1"/>
-          <w:sz w:val="26"/>
-          <w:szCs w:val="26"/>
-        </w:rPr>
-        <w:t xml:space="preserve"> </w:t>
-      </w:r>
-      <w:proofErr w:type="spellStart"/>
-      <w:r>
-        <w:rPr>
-          <w:rFonts w:ascii="Times New Roman" w:hAnsi="Times New Roman"/>
-          <w:color w:val="000000" w:themeColor="text1"/>
-          <w:sz w:val="26"/>
-          <w:szCs w:val="26"/>
-        </w:rPr>
-        <w:t>lượng</w:t>
-      </w:r>
-      <w:proofErr w:type="spellEnd"/>
-      <w:r>
-        <w:rPr>
-          <w:rFonts w:ascii="Times New Roman" w:hAnsi="Times New Roman"/>
-          <w:color w:val="000000" w:themeColor="text1"/>
-          <w:sz w:val="26"/>
-          <w:szCs w:val="26"/>
-        </w:rPr>
-        <w:t xml:space="preserve"> </w:t>
-      </w:r>
-      <w:proofErr w:type="spellStart"/>
-      <w:r>
-        <w:rPr>
-          <w:rFonts w:ascii="Times New Roman" w:hAnsi="Times New Roman"/>
-          <w:color w:val="000000" w:themeColor="text1"/>
-          <w:sz w:val="26"/>
-          <w:szCs w:val="26"/>
-        </w:rPr>
-        <w:t>học</w:t>
-      </w:r>
-      <w:proofErr w:type="spellEnd"/>
-      <w:r>
-        <w:rPr>
-          <w:rFonts w:ascii="Times New Roman" w:hAnsi="Times New Roman"/>
-          <w:color w:val="000000" w:themeColor="text1"/>
-          <w:sz w:val="26"/>
-          <w:szCs w:val="26"/>
-        </w:rPr>
-        <w:t xml:space="preserve"> </w:t>
-      </w:r>
-      <w:proofErr w:type="spellStart"/>
-      <w:r>
-        <w:rPr>
-          <w:rFonts w:ascii="Times New Roman" w:hAnsi="Times New Roman"/>
-          <w:color w:val="000000" w:themeColor="text1"/>
-          <w:sz w:val="26"/>
-          <w:szCs w:val="26"/>
-        </w:rPr>
-        <w:t>viên</w:t>
-      </w:r>
-      <w:proofErr w:type="spellEnd"/>
-      <w:r>
-        <w:rPr>
-          <w:rFonts w:ascii="Times New Roman" w:hAnsi="Times New Roman"/>
-          <w:color w:val="000000" w:themeColor="text1"/>
-          <w:sz w:val="26"/>
-          <w:szCs w:val="26"/>
-        </w:rPr>
-        <w:t xml:space="preserve"> </w:t>
-      </w:r>
-      <w:proofErr w:type="spellStart"/>
-      <w:r>
-        <w:rPr>
-          <w:rFonts w:ascii="Times New Roman" w:hAnsi="Times New Roman"/>
-          <w:color w:val="000000" w:themeColor="text1"/>
-          <w:sz w:val="26"/>
-          <w:szCs w:val="26"/>
-        </w:rPr>
-        <w:t>dự</w:t>
-      </w:r>
-      <w:proofErr w:type="spellEnd"/>
-      <w:r>
-        <w:rPr>
-          <w:rFonts w:ascii="Times New Roman" w:hAnsi="Times New Roman"/>
-          <w:color w:val="000000" w:themeColor="text1"/>
-          <w:sz w:val="26"/>
-          <w:szCs w:val="26"/>
-        </w:rPr>
-        <w:t xml:space="preserve"> </w:t>
-      </w:r>
-      <w:proofErr w:type="spellStart"/>
-      <w:r>
-        <w:rPr>
-          <w:rFonts w:ascii="Times New Roman" w:hAnsi="Times New Roman"/>
-          <w:color w:val="000000" w:themeColor="text1"/>
-          <w:sz w:val="26"/>
-          <w:szCs w:val="26"/>
-        </w:rPr>
-        <w:t>kiến</w:t>
-      </w:r>
-      <w:proofErr w:type="spellEnd"/>
-      <w:r>
-        <w:rPr>
-          <w:rFonts w:ascii="Times New Roman" w:hAnsi="Times New Roman"/>
-          <w:color w:val="000000" w:themeColor="text1"/>
-          <w:sz w:val="26"/>
-          <w:szCs w:val="26"/>
-        </w:rPr>
-        <w:t xml:space="preserve">, </w:t>
-      </w:r>
-      <w:proofErr w:type="spellStart"/>
-      <w:r>
-        <w:rPr>
-          <w:rFonts w:ascii="Times New Roman" w:hAnsi="Times New Roman"/>
-          <w:color w:val="000000" w:themeColor="text1"/>
-          <w:sz w:val="26"/>
-          <w:szCs w:val="26"/>
-        </w:rPr>
-        <w:t>học</w:t>
-      </w:r>
-      <w:proofErr w:type="spellEnd"/>
-      <w:r>
-        <w:rPr>
-          <w:rFonts w:ascii="Times New Roman" w:hAnsi="Times New Roman"/>
-          <w:color w:val="000000" w:themeColor="text1"/>
-          <w:sz w:val="26"/>
-          <w:szCs w:val="26"/>
-        </w:rPr>
-        <w:t xml:space="preserve"> </w:t>
-      </w:r>
-      <w:proofErr w:type="spellStart"/>
-      <w:r>
-        <w:rPr>
-          <w:rFonts w:ascii="Times New Roman" w:hAnsi="Times New Roman"/>
-          <w:color w:val="000000" w:themeColor="text1"/>
-          <w:sz w:val="26"/>
-          <w:szCs w:val="26"/>
-        </w:rPr>
-        <w:t>viên</w:t>
-      </w:r>
-      <w:proofErr w:type="spellEnd"/>
-      <w:r>
-        <w:rPr>
-          <w:rFonts w:ascii="Times New Roman" w:hAnsi="Times New Roman"/>
-          <w:color w:val="000000" w:themeColor="text1"/>
-          <w:sz w:val="26"/>
-          <w:szCs w:val="26"/>
-        </w:rPr>
-        <w:t xml:space="preserve"> </w:t>
-      </w:r>
-      <w:proofErr w:type="spellStart"/>
-      <w:r>
-        <w:rPr>
-          <w:rFonts w:ascii="Times New Roman" w:hAnsi="Times New Roman"/>
-          <w:color w:val="000000" w:themeColor="text1"/>
-          <w:sz w:val="26"/>
-          <w:szCs w:val="26"/>
-        </w:rPr>
-        <w:t>sẽ</w:t>
-      </w:r>
-      <w:proofErr w:type="spellEnd"/>
-      <w:r>
-        <w:rPr>
-          <w:rFonts w:ascii="Times New Roman" w:hAnsi="Times New Roman"/>
-          <w:color w:val="000000" w:themeColor="text1"/>
-          <w:sz w:val="26"/>
-          <w:szCs w:val="26"/>
-        </w:rPr>
-        <w:t xml:space="preserve"> </w:t>
-      </w:r>
-      <w:proofErr w:type="spellStart"/>
-      <w:r>
-        <w:rPr>
-          <w:rFonts w:ascii="Times New Roman" w:hAnsi="Times New Roman"/>
-          <w:color w:val="000000" w:themeColor="text1"/>
-          <w:sz w:val="26"/>
-          <w:szCs w:val="26"/>
-        </w:rPr>
-        <w:t>không</w:t>
-      </w:r>
-      <w:proofErr w:type="spellEnd"/>
-      <w:r>
-        <w:rPr>
-          <w:rFonts w:ascii="Times New Roman" w:hAnsi="Times New Roman"/>
-          <w:color w:val="000000" w:themeColor="text1"/>
-          <w:sz w:val="26"/>
-          <w:szCs w:val="26"/>
-        </w:rPr>
-        <w:t xml:space="preserve"> </w:t>
-      </w:r>
-      <w:proofErr w:type="spellStart"/>
-      <w:r>
-        <w:rPr>
-          <w:rFonts w:ascii="Times New Roman" w:hAnsi="Times New Roman"/>
-          <w:color w:val="000000" w:themeColor="text1"/>
-          <w:sz w:val="26"/>
-          <w:szCs w:val="26"/>
-        </w:rPr>
-        <w:t>được</w:t>
-      </w:r>
-      <w:proofErr w:type="spellEnd"/>
-      <w:r>
-        <w:rPr>
-          <w:rFonts w:ascii="Times New Roman" w:hAnsi="Times New Roman"/>
-          <w:color w:val="000000" w:themeColor="text1"/>
-          <w:sz w:val="26"/>
-          <w:szCs w:val="26"/>
-        </w:rPr>
-        <w:t xml:space="preserve"> </w:t>
-      </w:r>
-      <w:proofErr w:type="spellStart"/>
-      <w:r>
-        <w:rPr>
-          <w:rFonts w:ascii="Times New Roman" w:hAnsi="Times New Roman"/>
-          <w:color w:val="000000" w:themeColor="text1"/>
-          <w:sz w:val="26"/>
-          <w:szCs w:val="26"/>
-        </w:rPr>
-        <w:t>nhận</w:t>
-      </w:r>
-      <w:proofErr w:type="spellEnd"/>
-      <w:r>
-        <w:rPr>
-          <w:rFonts w:ascii="Times New Roman" w:hAnsi="Times New Roman"/>
-          <w:color w:val="000000" w:themeColor="text1"/>
-          <w:sz w:val="26"/>
-          <w:szCs w:val="26"/>
-        </w:rPr>
-        <w:t xml:space="preserve"> </w:t>
-      </w:r>
-      <w:proofErr w:type="spellStart"/>
-      <w:r>
-        <w:rPr>
-          <w:rFonts w:ascii="Times New Roman" w:hAnsi="Times New Roman"/>
-          <w:color w:val="000000" w:themeColor="text1"/>
-          <w:sz w:val="26"/>
-          <w:szCs w:val="26"/>
-        </w:rPr>
-        <w:t>đầy</w:t>
-      </w:r>
-      <w:proofErr w:type="spellEnd"/>
-      <w:r>
-        <w:rPr>
-          <w:rFonts w:ascii="Times New Roman" w:hAnsi="Times New Roman"/>
-          <w:color w:val="000000" w:themeColor="text1"/>
-          <w:sz w:val="26"/>
-          <w:szCs w:val="26"/>
-        </w:rPr>
-        <w:t xml:space="preserve"> </w:t>
-      </w:r>
-      <w:proofErr w:type="spellStart"/>
-      <w:r>
-        <w:rPr>
-          <w:rFonts w:ascii="Times New Roman" w:hAnsi="Times New Roman"/>
-          <w:color w:val="000000" w:themeColor="text1"/>
-          <w:sz w:val="26"/>
-          <w:szCs w:val="26"/>
-        </w:rPr>
-        <w:t>đủ</w:t>
-      </w:r>
-      <w:proofErr w:type="spellEnd"/>
-      <w:r>
-        <w:rPr>
-          <w:rFonts w:ascii="Times New Roman" w:hAnsi="Times New Roman"/>
-          <w:color w:val="000000" w:themeColor="text1"/>
-          <w:sz w:val="26"/>
-          <w:szCs w:val="26"/>
-        </w:rPr>
-        <w:t xml:space="preserve"> </w:t>
-      </w:r>
-      <w:proofErr w:type="spellStart"/>
-      <w:r>
-        <w:rPr>
-          <w:rFonts w:ascii="Times New Roman" w:hAnsi="Times New Roman"/>
-          <w:color w:val="000000" w:themeColor="text1"/>
-          <w:sz w:val="26"/>
-          <w:szCs w:val="26"/>
-        </w:rPr>
-        <w:t>các</w:t>
-      </w:r>
-      <w:proofErr w:type="spellEnd"/>
-      <w:r>
-        <w:rPr>
-          <w:rFonts w:ascii="Times New Roman" w:hAnsi="Times New Roman"/>
-          <w:color w:val="000000" w:themeColor="text1"/>
-          <w:sz w:val="26"/>
-          <w:szCs w:val="26"/>
-        </w:rPr>
-        <w:t xml:space="preserve"> </w:t>
-      </w:r>
-      <w:proofErr w:type="spellStart"/>
-      <w:r>
-        <w:rPr>
-          <w:rFonts w:ascii="Times New Roman" w:hAnsi="Times New Roman"/>
-          <w:color w:val="000000" w:themeColor="text1"/>
-          <w:sz w:val="26"/>
-          <w:szCs w:val="26"/>
-        </w:rPr>
-        <w:t>quyền</w:t>
-      </w:r>
-      <w:proofErr w:type="spellEnd"/>
-      <w:r>
-        <w:rPr>
-          <w:rFonts w:ascii="Times New Roman" w:hAnsi="Times New Roman"/>
-          <w:color w:val="000000" w:themeColor="text1"/>
-          <w:sz w:val="26"/>
-          <w:szCs w:val="26"/>
-        </w:rPr>
-        <w:t xml:space="preserve"> </w:t>
-      </w:r>
-      <w:proofErr w:type="spellStart"/>
-      <w:r>
-        <w:rPr>
-          <w:rFonts w:ascii="Times New Roman" w:hAnsi="Times New Roman"/>
-          <w:color w:val="000000" w:themeColor="text1"/>
-          <w:sz w:val="26"/>
-          <w:szCs w:val="26"/>
-        </w:rPr>
-        <w:t>lợi</w:t>
-      </w:r>
-      <w:proofErr w:type="spellEnd"/>
-      <w:r>
-        <w:rPr>
-          <w:rFonts w:ascii="Times New Roman" w:hAnsi="Times New Roman"/>
-          <w:color w:val="000000" w:themeColor="text1"/>
-          <w:sz w:val="26"/>
-          <w:szCs w:val="26"/>
-        </w:rPr>
-        <w:t xml:space="preserve"> </w:t>
-      </w:r>
-      <w:proofErr w:type="spellStart"/>
-      <w:r>
-        <w:rPr>
-          <w:rFonts w:ascii="Times New Roman" w:hAnsi="Times New Roman"/>
-          <w:color w:val="000000" w:themeColor="text1"/>
-          <w:sz w:val="26"/>
-          <w:szCs w:val="26"/>
-        </w:rPr>
-        <w:t>của</w:t>
-      </w:r>
-      <w:proofErr w:type="spellEnd"/>
-      <w:r>
-        <w:rPr>
-          <w:rFonts w:ascii="Times New Roman" w:hAnsi="Times New Roman"/>
-          <w:color w:val="000000" w:themeColor="text1"/>
-          <w:sz w:val="26"/>
-          <w:szCs w:val="26"/>
-        </w:rPr>
-        <w:t xml:space="preserve"> </w:t>
-      </w:r>
-      <w:proofErr w:type="spellStart"/>
-      <w:r>
-        <w:rPr>
-          <w:rFonts w:ascii="Times New Roman" w:hAnsi="Times New Roman"/>
-          <w:color w:val="000000" w:themeColor="text1"/>
-          <w:sz w:val="26"/>
-          <w:szCs w:val="26"/>
-        </w:rPr>
-        <w:t>lớp</w:t>
-      </w:r>
-      <w:proofErr w:type="spellEnd"/>
-      <w:r>
-        <w:rPr>
-          <w:rFonts w:ascii="Times New Roman" w:hAnsi="Times New Roman"/>
-          <w:color w:val="000000" w:themeColor="text1"/>
-          <w:sz w:val="26"/>
-          <w:szCs w:val="26"/>
-        </w:rPr>
-        <w:t xml:space="preserve"> </w:t>
-      </w:r>
-      <w:proofErr w:type="spellStart"/>
-      <w:r>
-        <w:rPr>
-          <w:rFonts w:ascii="Times New Roman" w:hAnsi="Times New Roman"/>
-          <w:color w:val="000000" w:themeColor="text1"/>
-          <w:sz w:val="26"/>
-          <w:szCs w:val="26"/>
-        </w:rPr>
-        <w:t>học</w:t>
-      </w:r>
-      <w:proofErr w:type="spellEnd"/>
-      <w:r>
-        <w:rPr>
-          <w:rFonts w:ascii="Times New Roman" w:hAnsi="Times New Roman"/>
-          <w:color w:val="000000" w:themeColor="text1"/>
-          <w:sz w:val="26"/>
-          <w:szCs w:val="26"/>
-        </w:rPr>
-        <w:t xml:space="preserve">. </w:t>
+        <w:t xml:space="preserve">Đối với các khóa đào tạo miễn phí, các học viên cần đăng ký sớm trước hạn. Nếu vượt qua số lượng học viên dự kiến, học viên sẽ không được nhận đầy đủ các quyền lợi của lớp học. </w:t>
       </w:r>
     </w:p>
     <w:p>
@@ -4337,7 +1948,6 @@
           <w:szCs w:val="26"/>
         </w:rPr>
       </w:pPr>
-      <w:proofErr w:type="spellStart"/>
       <w:r>
         <w:rPr>
           <w:rFonts w:ascii="Times New Roman" w:hAnsi="Times New Roman"/>
@@ -4345,597 +1955,7 @@
           <w:sz w:val="26"/>
           <w:szCs w:val="26"/>
         </w:rPr>
-        <w:t>Nhân</w:t>
-      </w:r>
-      <w:proofErr w:type="spellEnd"/>
-      <w:r>
-        <w:rPr>
-          <w:rFonts w:ascii="Times New Roman" w:hAnsi="Times New Roman"/>
-          <w:color w:val="000000" w:themeColor="text1"/>
-          <w:sz w:val="26"/>
-          <w:szCs w:val="26"/>
-        </w:rPr>
-        <w:t xml:space="preserve"> </w:t>
-      </w:r>
-      <w:proofErr w:type="spellStart"/>
-      <w:r>
-        <w:rPr>
-          <w:rFonts w:ascii="Times New Roman" w:hAnsi="Times New Roman"/>
-          <w:color w:val="000000" w:themeColor="text1"/>
-          <w:sz w:val="26"/>
-          <w:szCs w:val="26"/>
-        </w:rPr>
-        <w:t>viên</w:t>
-      </w:r>
-      <w:proofErr w:type="spellEnd"/>
-      <w:r>
-        <w:rPr>
-          <w:rFonts w:ascii="Times New Roman" w:hAnsi="Times New Roman"/>
-          <w:color w:val="000000" w:themeColor="text1"/>
-          <w:sz w:val="26"/>
-          <w:szCs w:val="26"/>
-        </w:rPr>
-        <w:t xml:space="preserve"> </w:t>
-      </w:r>
-      <w:proofErr w:type="spellStart"/>
-      <w:r>
-        <w:rPr>
-          <w:rFonts w:ascii="Times New Roman" w:hAnsi="Times New Roman"/>
-          <w:color w:val="000000" w:themeColor="text1"/>
-          <w:sz w:val="26"/>
-          <w:szCs w:val="26"/>
-        </w:rPr>
-        <w:t>Bệnh</w:t>
-      </w:r>
-      <w:proofErr w:type="spellEnd"/>
-      <w:r>
-        <w:rPr>
-          <w:rFonts w:ascii="Times New Roman" w:hAnsi="Times New Roman"/>
-          <w:color w:val="000000" w:themeColor="text1"/>
-          <w:sz w:val="26"/>
-          <w:szCs w:val="26"/>
-        </w:rPr>
-        <w:t xml:space="preserve"> </w:t>
-      </w:r>
-      <w:proofErr w:type="spellStart"/>
-      <w:r>
-        <w:rPr>
-          <w:rFonts w:ascii="Times New Roman" w:hAnsi="Times New Roman"/>
-          <w:color w:val="000000" w:themeColor="text1"/>
-          <w:sz w:val="26"/>
-          <w:szCs w:val="26"/>
-        </w:rPr>
-        <w:t>viện</w:t>
-      </w:r>
-      <w:proofErr w:type="spellEnd"/>
-      <w:r>
-        <w:rPr>
-          <w:rFonts w:ascii="Times New Roman" w:hAnsi="Times New Roman"/>
-          <w:color w:val="000000" w:themeColor="text1"/>
-          <w:sz w:val="26"/>
-          <w:szCs w:val="26"/>
-        </w:rPr>
-        <w:t xml:space="preserve"> </w:t>
-      </w:r>
-      <w:proofErr w:type="spellStart"/>
-      <w:r>
-        <w:rPr>
-          <w:rFonts w:ascii="Times New Roman" w:hAnsi="Times New Roman"/>
-          <w:color w:val="000000" w:themeColor="text1"/>
-          <w:sz w:val="26"/>
-          <w:szCs w:val="26"/>
-        </w:rPr>
-        <w:t>được</w:t>
-      </w:r>
-      <w:proofErr w:type="spellEnd"/>
-      <w:r>
-        <w:rPr>
-          <w:rFonts w:ascii="Times New Roman" w:hAnsi="Times New Roman"/>
-          <w:color w:val="000000" w:themeColor="text1"/>
-          <w:sz w:val="26"/>
-          <w:szCs w:val="26"/>
-        </w:rPr>
-        <w:t xml:space="preserve"> </w:t>
-      </w:r>
-      <w:proofErr w:type="spellStart"/>
-      <w:r>
-        <w:rPr>
-          <w:rFonts w:ascii="Times New Roman" w:hAnsi="Times New Roman"/>
-          <w:color w:val="000000" w:themeColor="text1"/>
-          <w:sz w:val="26"/>
-          <w:szCs w:val="26"/>
-        </w:rPr>
-        <w:t>giảm</w:t>
-      </w:r>
-      <w:proofErr w:type="spellEnd"/>
-      <w:r>
-        <w:rPr>
-          <w:rFonts w:ascii="Times New Roman" w:hAnsi="Times New Roman"/>
-          <w:color w:val="000000" w:themeColor="text1"/>
-          <w:sz w:val="26"/>
-          <w:szCs w:val="26"/>
-        </w:rPr>
-        <w:t xml:space="preserve"> </w:t>
-      </w:r>
-      <w:proofErr w:type="spellStart"/>
-      <w:r>
-        <w:rPr>
-          <w:rFonts w:ascii="Times New Roman" w:hAnsi="Times New Roman"/>
-          <w:color w:val="000000" w:themeColor="text1"/>
-          <w:sz w:val="26"/>
-          <w:szCs w:val="26"/>
-        </w:rPr>
-        <w:t>học</w:t>
-      </w:r>
-      <w:proofErr w:type="spellEnd"/>
-      <w:r>
-        <w:rPr>
-          <w:rFonts w:ascii="Times New Roman" w:hAnsi="Times New Roman"/>
-          <w:color w:val="000000" w:themeColor="text1"/>
-          <w:sz w:val="26"/>
-          <w:szCs w:val="26"/>
-        </w:rPr>
-        <w:t xml:space="preserve"> </w:t>
-      </w:r>
-      <w:proofErr w:type="spellStart"/>
-      <w:r>
-        <w:rPr>
-          <w:rFonts w:ascii="Times New Roman" w:hAnsi="Times New Roman"/>
-          <w:color w:val="000000" w:themeColor="text1"/>
-          <w:sz w:val="26"/>
-          <w:szCs w:val="26"/>
-        </w:rPr>
-        <w:t>phí</w:t>
-      </w:r>
-      <w:proofErr w:type="spellEnd"/>
-      <w:r>
-        <w:rPr>
-          <w:rFonts w:ascii="Times New Roman" w:hAnsi="Times New Roman"/>
-          <w:color w:val="000000" w:themeColor="text1"/>
-          <w:sz w:val="26"/>
-          <w:szCs w:val="26"/>
-        </w:rPr>
-        <w:t xml:space="preserve"> </w:t>
-      </w:r>
-      <w:proofErr w:type="spellStart"/>
-      <w:r>
-        <w:rPr>
-          <w:rFonts w:ascii="Times New Roman" w:hAnsi="Times New Roman"/>
-          <w:color w:val="000000" w:themeColor="text1"/>
-          <w:sz w:val="26"/>
-          <w:szCs w:val="26"/>
-        </w:rPr>
-        <w:t>đối</w:t>
-      </w:r>
-      <w:proofErr w:type="spellEnd"/>
-      <w:r>
-        <w:rPr>
-          <w:rFonts w:ascii="Times New Roman" w:hAnsi="Times New Roman"/>
-          <w:color w:val="000000" w:themeColor="text1"/>
-          <w:sz w:val="26"/>
-          <w:szCs w:val="26"/>
-        </w:rPr>
-        <w:t xml:space="preserve"> </w:t>
-      </w:r>
-      <w:proofErr w:type="spellStart"/>
-      <w:r>
-        <w:rPr>
-          <w:rFonts w:ascii="Times New Roman" w:hAnsi="Times New Roman"/>
-          <w:color w:val="000000" w:themeColor="text1"/>
-          <w:sz w:val="26"/>
-          <w:szCs w:val="26"/>
-        </w:rPr>
-        <w:t>với</w:t>
-      </w:r>
-      <w:proofErr w:type="spellEnd"/>
-      <w:r>
-        <w:rPr>
-          <w:rFonts w:ascii="Times New Roman" w:hAnsi="Times New Roman"/>
-          <w:color w:val="000000" w:themeColor="text1"/>
-          <w:sz w:val="26"/>
-          <w:szCs w:val="26"/>
-        </w:rPr>
-        <w:t xml:space="preserve"> </w:t>
-      </w:r>
-      <w:proofErr w:type="spellStart"/>
-      <w:r>
-        <w:rPr>
-          <w:rFonts w:ascii="Times New Roman" w:hAnsi="Times New Roman"/>
-          <w:color w:val="000000" w:themeColor="text1"/>
-          <w:sz w:val="26"/>
-          <w:szCs w:val="26"/>
-        </w:rPr>
-        <w:t>các</w:t>
-      </w:r>
-      <w:proofErr w:type="spellEnd"/>
-      <w:r>
-        <w:rPr>
-          <w:rFonts w:ascii="Times New Roman" w:hAnsi="Times New Roman"/>
-          <w:color w:val="000000" w:themeColor="text1"/>
-          <w:sz w:val="26"/>
-          <w:szCs w:val="26"/>
-        </w:rPr>
-        <w:t xml:space="preserve"> </w:t>
-      </w:r>
-      <w:proofErr w:type="spellStart"/>
-      <w:r>
-        <w:rPr>
-          <w:rFonts w:ascii="Times New Roman" w:hAnsi="Times New Roman"/>
-          <w:color w:val="000000" w:themeColor="text1"/>
-          <w:sz w:val="26"/>
-          <w:szCs w:val="26"/>
-        </w:rPr>
-        <w:t>khóa</w:t>
-      </w:r>
-      <w:proofErr w:type="spellEnd"/>
-      <w:r>
-        <w:rPr>
-          <w:rFonts w:ascii="Times New Roman" w:hAnsi="Times New Roman"/>
-          <w:color w:val="000000" w:themeColor="text1"/>
-          <w:sz w:val="26"/>
-          <w:szCs w:val="26"/>
-        </w:rPr>
-        <w:t xml:space="preserve"> </w:t>
-      </w:r>
-      <w:proofErr w:type="spellStart"/>
-      <w:r>
-        <w:rPr>
-          <w:rFonts w:ascii="Times New Roman" w:hAnsi="Times New Roman"/>
-          <w:color w:val="000000" w:themeColor="text1"/>
-          <w:sz w:val="26"/>
-          <w:szCs w:val="26"/>
-        </w:rPr>
-        <w:t>đào</w:t>
-      </w:r>
-      <w:proofErr w:type="spellEnd"/>
-      <w:r>
-        <w:rPr>
-          <w:rFonts w:ascii="Times New Roman" w:hAnsi="Times New Roman"/>
-          <w:color w:val="000000" w:themeColor="text1"/>
-          <w:sz w:val="26"/>
-          <w:szCs w:val="26"/>
-        </w:rPr>
-        <w:t xml:space="preserve"> </w:t>
-      </w:r>
-      <w:proofErr w:type="spellStart"/>
-      <w:r>
-        <w:rPr>
-          <w:rFonts w:ascii="Times New Roman" w:hAnsi="Times New Roman"/>
-          <w:color w:val="000000" w:themeColor="text1"/>
-          <w:sz w:val="26"/>
-          <w:szCs w:val="26"/>
-        </w:rPr>
-        <w:t>tạo</w:t>
-      </w:r>
-      <w:proofErr w:type="spellEnd"/>
-      <w:r>
-        <w:rPr>
-          <w:rFonts w:ascii="Times New Roman" w:hAnsi="Times New Roman"/>
-          <w:color w:val="000000" w:themeColor="text1"/>
-          <w:sz w:val="26"/>
-          <w:szCs w:val="26"/>
-        </w:rPr>
-        <w:t xml:space="preserve"> </w:t>
-      </w:r>
-      <w:proofErr w:type="spellStart"/>
-      <w:r>
-        <w:rPr>
-          <w:rFonts w:ascii="Times New Roman" w:hAnsi="Times New Roman"/>
-          <w:color w:val="000000" w:themeColor="text1"/>
-          <w:sz w:val="26"/>
-          <w:szCs w:val="26"/>
-        </w:rPr>
-        <w:t>liên</w:t>
-      </w:r>
-      <w:proofErr w:type="spellEnd"/>
-      <w:r>
-        <w:rPr>
-          <w:rFonts w:ascii="Times New Roman" w:hAnsi="Times New Roman"/>
-          <w:color w:val="000000" w:themeColor="text1"/>
-          <w:sz w:val="26"/>
-          <w:szCs w:val="26"/>
-        </w:rPr>
-        <w:t xml:space="preserve"> </w:t>
-      </w:r>
-      <w:proofErr w:type="spellStart"/>
-      <w:r>
-        <w:rPr>
-          <w:rFonts w:ascii="Times New Roman" w:hAnsi="Times New Roman"/>
-          <w:color w:val="000000" w:themeColor="text1"/>
-          <w:sz w:val="26"/>
-          <w:szCs w:val="26"/>
-        </w:rPr>
-        <w:t>tục</w:t>
-      </w:r>
-      <w:proofErr w:type="spellEnd"/>
-      <w:r>
-        <w:rPr>
-          <w:rFonts w:ascii="Times New Roman" w:hAnsi="Times New Roman"/>
-          <w:color w:val="000000" w:themeColor="text1"/>
-          <w:sz w:val="26"/>
-          <w:szCs w:val="26"/>
-        </w:rPr>
-        <w:t xml:space="preserve">, </w:t>
-      </w:r>
-      <w:proofErr w:type="spellStart"/>
-      <w:r>
-        <w:rPr>
-          <w:rFonts w:ascii="Times New Roman" w:hAnsi="Times New Roman"/>
-          <w:color w:val="000000" w:themeColor="text1"/>
-          <w:sz w:val="26"/>
-          <w:szCs w:val="26"/>
-        </w:rPr>
-        <w:t>thủ</w:t>
-      </w:r>
-      <w:proofErr w:type="spellEnd"/>
-      <w:r>
-        <w:rPr>
-          <w:rFonts w:ascii="Times New Roman" w:hAnsi="Times New Roman"/>
-          <w:color w:val="000000" w:themeColor="text1"/>
-          <w:sz w:val="26"/>
-          <w:szCs w:val="26"/>
-        </w:rPr>
-        <w:t xml:space="preserve"> </w:t>
-      </w:r>
-      <w:proofErr w:type="spellStart"/>
-      <w:r>
-        <w:rPr>
-          <w:rFonts w:ascii="Times New Roman" w:hAnsi="Times New Roman"/>
-          <w:color w:val="000000" w:themeColor="text1"/>
-          <w:sz w:val="26"/>
-          <w:szCs w:val="26"/>
-        </w:rPr>
-        <w:t>tục</w:t>
-      </w:r>
-      <w:proofErr w:type="spellEnd"/>
-      <w:r>
-        <w:rPr>
-          <w:rFonts w:ascii="Times New Roman" w:hAnsi="Times New Roman"/>
-          <w:color w:val="000000" w:themeColor="text1"/>
-          <w:sz w:val="26"/>
-          <w:szCs w:val="26"/>
-        </w:rPr>
-        <w:t xml:space="preserve"> </w:t>
-      </w:r>
-      <w:proofErr w:type="spellStart"/>
-      <w:r>
-        <w:rPr>
-          <w:rFonts w:ascii="Times New Roman" w:hAnsi="Times New Roman"/>
-          <w:color w:val="000000" w:themeColor="text1"/>
-          <w:sz w:val="26"/>
-          <w:szCs w:val="26"/>
-        </w:rPr>
-        <w:t>xin</w:t>
-      </w:r>
-      <w:proofErr w:type="spellEnd"/>
-      <w:r>
-        <w:rPr>
-          <w:rFonts w:ascii="Times New Roman" w:hAnsi="Times New Roman"/>
-          <w:color w:val="000000" w:themeColor="text1"/>
-          <w:sz w:val="26"/>
-          <w:szCs w:val="26"/>
-        </w:rPr>
-        <w:t xml:space="preserve"> </w:t>
-      </w:r>
-      <w:proofErr w:type="spellStart"/>
-      <w:r>
-        <w:rPr>
-          <w:rFonts w:ascii="Times New Roman" w:hAnsi="Times New Roman"/>
-          <w:color w:val="000000" w:themeColor="text1"/>
-          <w:sz w:val="26"/>
-          <w:szCs w:val="26"/>
-        </w:rPr>
-        <w:t>miễn</w:t>
-      </w:r>
-      <w:proofErr w:type="spellEnd"/>
-      <w:r>
-        <w:rPr>
-          <w:rFonts w:ascii="Times New Roman" w:hAnsi="Times New Roman"/>
-          <w:color w:val="000000" w:themeColor="text1"/>
-          <w:sz w:val="26"/>
-          <w:szCs w:val="26"/>
-        </w:rPr>
-        <w:t xml:space="preserve"> </w:t>
-      </w:r>
-      <w:proofErr w:type="spellStart"/>
-      <w:r>
-        <w:rPr>
-          <w:rFonts w:ascii="Times New Roman" w:hAnsi="Times New Roman"/>
-          <w:color w:val="000000" w:themeColor="text1"/>
-          <w:sz w:val="26"/>
-          <w:szCs w:val="26"/>
-        </w:rPr>
-        <w:t>giảm</w:t>
-      </w:r>
-      <w:proofErr w:type="spellEnd"/>
-      <w:r>
-        <w:rPr>
-          <w:rFonts w:ascii="Times New Roman" w:hAnsi="Times New Roman"/>
-          <w:color w:val="000000" w:themeColor="text1"/>
-          <w:sz w:val="26"/>
-          <w:szCs w:val="26"/>
-        </w:rPr>
-        <w:t xml:space="preserve"> </w:t>
-      </w:r>
-      <w:proofErr w:type="spellStart"/>
-      <w:r>
-        <w:rPr>
-          <w:rFonts w:ascii="Times New Roman" w:hAnsi="Times New Roman"/>
-          <w:color w:val="000000" w:themeColor="text1"/>
-          <w:sz w:val="26"/>
-          <w:szCs w:val="26"/>
-        </w:rPr>
-        <w:t>xin</w:t>
-      </w:r>
-      <w:proofErr w:type="spellEnd"/>
-      <w:r>
-        <w:rPr>
-          <w:rFonts w:ascii="Times New Roman" w:hAnsi="Times New Roman"/>
-          <w:color w:val="000000" w:themeColor="text1"/>
-          <w:sz w:val="26"/>
-          <w:szCs w:val="26"/>
-        </w:rPr>
-        <w:t xml:space="preserve"> </w:t>
-      </w:r>
-      <w:proofErr w:type="spellStart"/>
-      <w:r>
-        <w:rPr>
-          <w:rFonts w:ascii="Times New Roman" w:hAnsi="Times New Roman"/>
-          <w:color w:val="000000" w:themeColor="text1"/>
-          <w:sz w:val="26"/>
-          <w:szCs w:val="26"/>
-        </w:rPr>
-        <w:t>liên</w:t>
-      </w:r>
-      <w:proofErr w:type="spellEnd"/>
-      <w:r>
-        <w:rPr>
-          <w:rFonts w:ascii="Times New Roman" w:hAnsi="Times New Roman"/>
-          <w:color w:val="000000" w:themeColor="text1"/>
-          <w:sz w:val="26"/>
-          <w:szCs w:val="26"/>
-        </w:rPr>
-        <w:t xml:space="preserve"> </w:t>
-      </w:r>
-      <w:proofErr w:type="spellStart"/>
-      <w:r>
-        <w:rPr>
-          <w:rFonts w:ascii="Times New Roman" w:hAnsi="Times New Roman"/>
-          <w:color w:val="000000" w:themeColor="text1"/>
-          <w:sz w:val="26"/>
-          <w:szCs w:val="26"/>
-        </w:rPr>
-        <w:t>hệ</w:t>
-      </w:r>
-      <w:proofErr w:type="spellEnd"/>
-      <w:r>
-        <w:rPr>
-          <w:rFonts w:ascii="Times New Roman" w:hAnsi="Times New Roman"/>
-          <w:color w:val="000000" w:themeColor="text1"/>
-          <w:sz w:val="26"/>
-          <w:szCs w:val="26"/>
-        </w:rPr>
-        <w:t xml:space="preserve"> </w:t>
-      </w:r>
-      <w:proofErr w:type="spellStart"/>
-      <w:r>
-        <w:rPr>
-          <w:rFonts w:ascii="Times New Roman" w:hAnsi="Times New Roman"/>
-          <w:color w:val="000000" w:themeColor="text1"/>
-          <w:sz w:val="26"/>
-          <w:szCs w:val="26"/>
-        </w:rPr>
-        <w:t>cụ</w:t>
-      </w:r>
-      <w:proofErr w:type="spellEnd"/>
-      <w:r>
-        <w:rPr>
-          <w:rFonts w:ascii="Times New Roman" w:hAnsi="Times New Roman"/>
-          <w:color w:val="000000" w:themeColor="text1"/>
-          <w:sz w:val="26"/>
-          <w:szCs w:val="26"/>
-        </w:rPr>
-        <w:t xml:space="preserve"> </w:t>
-      </w:r>
-      <w:proofErr w:type="spellStart"/>
-      <w:r>
-        <w:rPr>
-          <w:rFonts w:ascii="Times New Roman" w:hAnsi="Times New Roman"/>
-          <w:color w:val="000000" w:themeColor="text1"/>
-          <w:sz w:val="26"/>
-          <w:szCs w:val="26"/>
-        </w:rPr>
-        <w:t>thể</w:t>
-      </w:r>
-      <w:proofErr w:type="spellEnd"/>
-      <w:r>
-        <w:rPr>
-          <w:rFonts w:ascii="Times New Roman" w:hAnsi="Times New Roman"/>
-          <w:color w:val="000000" w:themeColor="text1"/>
-          <w:sz w:val="26"/>
-          <w:szCs w:val="26"/>
-        </w:rPr>
-        <w:t xml:space="preserve"> </w:t>
-      </w:r>
-      <w:proofErr w:type="spellStart"/>
-      <w:r>
-        <w:rPr>
-          <w:rFonts w:ascii="Times New Roman" w:hAnsi="Times New Roman"/>
-          <w:color w:val="000000" w:themeColor="text1"/>
-          <w:sz w:val="26"/>
-          <w:szCs w:val="26"/>
-        </w:rPr>
-        <w:t>tại</w:t>
-      </w:r>
-      <w:proofErr w:type="spellEnd"/>
-      <w:r>
-        <w:rPr>
-          <w:rFonts w:ascii="Times New Roman" w:hAnsi="Times New Roman"/>
-          <w:color w:val="000000" w:themeColor="text1"/>
-          <w:sz w:val="26"/>
-          <w:szCs w:val="26"/>
-        </w:rPr>
-        <w:t xml:space="preserve"> </w:t>
-      </w:r>
-      <w:proofErr w:type="spellStart"/>
-      <w:r>
-        <w:rPr>
-          <w:rFonts w:ascii="Times New Roman" w:hAnsi="Times New Roman"/>
-          <w:color w:val="000000" w:themeColor="text1"/>
-          <w:sz w:val="26"/>
-          <w:szCs w:val="26"/>
-        </w:rPr>
-        <w:t>phòng</w:t>
-      </w:r>
-      <w:proofErr w:type="spellEnd"/>
-      <w:r>
-        <w:rPr>
-          <w:rFonts w:ascii="Times New Roman" w:hAnsi="Times New Roman"/>
-          <w:color w:val="000000" w:themeColor="text1"/>
-          <w:sz w:val="26"/>
-          <w:szCs w:val="26"/>
-        </w:rPr>
-        <w:t xml:space="preserve"> </w:t>
-      </w:r>
-      <w:proofErr w:type="spellStart"/>
-      <w:r>
-        <w:rPr>
-          <w:rFonts w:ascii="Times New Roman" w:hAnsi="Times New Roman"/>
-          <w:color w:val="000000" w:themeColor="text1"/>
-          <w:sz w:val="26"/>
-          <w:szCs w:val="26"/>
-        </w:rPr>
-        <w:t>đào</w:t>
-      </w:r>
-      <w:proofErr w:type="spellEnd"/>
-      <w:r>
-        <w:rPr>
-          <w:rFonts w:ascii="Times New Roman" w:hAnsi="Times New Roman"/>
-          <w:color w:val="000000" w:themeColor="text1"/>
-          <w:sz w:val="26"/>
-          <w:szCs w:val="26"/>
-        </w:rPr>
-        <w:t xml:space="preserve"> </w:t>
-      </w:r>
-      <w:proofErr w:type="spellStart"/>
-      <w:r>
-        <w:rPr>
-          <w:rFonts w:ascii="Times New Roman" w:hAnsi="Times New Roman"/>
-          <w:color w:val="000000" w:themeColor="text1"/>
-          <w:sz w:val="26"/>
-          <w:szCs w:val="26"/>
-        </w:rPr>
-        <w:t>tạo</w:t>
-      </w:r>
-      <w:proofErr w:type="spellEnd"/>
-      <w:r>
-        <w:rPr>
-          <w:rFonts w:ascii="Times New Roman" w:hAnsi="Times New Roman"/>
-          <w:color w:val="000000" w:themeColor="text1"/>
-          <w:sz w:val="26"/>
-          <w:szCs w:val="26"/>
-        </w:rPr>
-        <w:t xml:space="preserve">.  </w:t>
+        <w:t xml:space="preserve">Nhân viên Bệnh viện được giảm học phí đối với các khóa đào tạo liên tục, thủ tục xin miễn giảm xin liên hệ cụ thể tại phòng đào tạo.  </w:t>
       </w:r>
     </w:p>
     <w:p>
@@ -4949,7 +1969,6 @@
           <w:szCs w:val="26"/>
         </w:rPr>
       </w:pPr>
-      <w:proofErr w:type="spellStart"/>
       <w:r>
         <w:rPr>
           <w:rFonts w:ascii="Times New Roman" w:hAnsi="Times New Roman"/>
@@ -4957,77 +1976,7 @@
           <w:sz w:val="26"/>
           <w:szCs w:val="26"/>
         </w:rPr>
-        <w:t>Trân</w:t>
-      </w:r>
-      <w:proofErr w:type="spellEnd"/>
-      <w:r>
-        <w:rPr>
-          <w:rFonts w:ascii="Times New Roman" w:hAnsi="Times New Roman"/>
-          <w:color w:val="000000" w:themeColor="text1"/>
-          <w:sz w:val="26"/>
-          <w:szCs w:val="26"/>
-        </w:rPr>
-        <w:t xml:space="preserve"> </w:t>
-      </w:r>
-      <w:proofErr w:type="spellStart"/>
-      <w:r>
-        <w:rPr>
-          <w:rFonts w:ascii="Times New Roman" w:hAnsi="Times New Roman"/>
-          <w:color w:val="000000" w:themeColor="text1"/>
-          <w:sz w:val="26"/>
-          <w:szCs w:val="26"/>
-        </w:rPr>
-        <w:t>trọng</w:t>
-      </w:r>
-      <w:proofErr w:type="spellEnd"/>
-      <w:r>
-        <w:rPr>
-          <w:rFonts w:ascii="Times New Roman" w:hAnsi="Times New Roman"/>
-          <w:color w:val="000000" w:themeColor="text1"/>
-          <w:sz w:val="26"/>
-          <w:szCs w:val="26"/>
-        </w:rPr>
-        <w:t xml:space="preserve"> </w:t>
-      </w:r>
-      <w:proofErr w:type="spellStart"/>
-      <w:r>
-        <w:rPr>
-          <w:rFonts w:ascii="Times New Roman" w:hAnsi="Times New Roman"/>
-          <w:color w:val="000000" w:themeColor="text1"/>
-          <w:sz w:val="26"/>
-          <w:szCs w:val="26"/>
-        </w:rPr>
-        <w:t>kính</w:t>
-      </w:r>
-      <w:proofErr w:type="spellEnd"/>
-      <w:r>
-        <w:rPr>
-          <w:rFonts w:ascii="Times New Roman" w:hAnsi="Times New Roman"/>
-          <w:color w:val="000000" w:themeColor="text1"/>
-          <w:sz w:val="26"/>
-          <w:szCs w:val="26"/>
-        </w:rPr>
-        <w:t xml:space="preserve"> </w:t>
-      </w:r>
-      <w:proofErr w:type="spellStart"/>
-      <w:r>
-        <w:rPr>
-          <w:rFonts w:ascii="Times New Roman" w:hAnsi="Times New Roman"/>
-          <w:color w:val="000000" w:themeColor="text1"/>
-          <w:sz w:val="26"/>
-          <w:szCs w:val="26"/>
-        </w:rPr>
-        <w:t>báo</w:t>
-      </w:r>
-      <w:proofErr w:type="spellEnd"/>
-      <w:r>
-        <w:rPr>
-          <w:rFonts w:ascii="Times New Roman" w:hAnsi="Times New Roman"/>
-          <w:color w:val="000000" w:themeColor="text1"/>
-          <w:sz w:val="26"/>
-          <w:szCs w:val="26"/>
-        </w:rPr>
-        <w:t>.</w:t>
+        <w:t>Trân trọng kính báo.</w:t>
       </w:r>
     </w:p>
     <w:p>
@@ -5052,9 +2001,8 @@
           <w:sz w:val="24"/>
           <w:szCs w:val="24"/>
         </w:rPr>
-        <w:t xml:space="preserve">Hà </w:t>
+        <w:t xml:space="preserve">Hà Nội, </w:t>
       </w:r>
-      <w:proofErr w:type="spellStart"/>
       <w:r>
         <w:rPr>
           <w:rFonts w:ascii="Times New Roman" w:hAnsi="Times New Roman"/>
@@ -5063,60 +2011,7 @@
           <w:sz w:val="24"/>
           <w:szCs w:val="24"/>
         </w:rPr>
-        <w:t>Nội</w:t>
-      </w:r>
-      <w:proofErr w:type="spellEnd"/>
-      <w:r>
-        <w:rPr>
-          <w:rFonts w:ascii="Times New Roman" w:hAnsi="Times New Roman"/>
-          <w:i/>
-          <w:color w:val="000000" w:themeColor="text1"/>
-          <w:sz w:val="24"/>
-          <w:szCs w:val="24"/>
-        </w:rPr>
-        <w:t xml:space="preserve">, </w:t>
-      </w:r>
-      <w:r>
-        <w:rPr>
-          <w:rFonts w:ascii="Times New Roman" w:hAnsi="Times New Roman"/>
-          <w:i/>
-          <w:color w:val="000000" w:themeColor="text1"/>
-          <w:sz w:val="24"/>
-          <w:szCs w:val="24"/>
-        </w:rPr>
-        <w:t>[[</w:t>
-      </w:r>
-      <w:proofErr w:type="spellStart"/>
-      <w:r>
-        <w:rPr>
-          <w:rFonts w:ascii="Times New Roman" w:hAnsi="Times New Roman"/>
-          <w:i/>
-          <w:color w:val="000000" w:themeColor="text1"/>
-          <w:sz w:val="24"/>
-          <w:szCs w:val="24"/>
-        </w:rPr>
-        <w:t>N</w:t>
-      </w:r>
-      <w:r>
-        <w:rPr>
-          <w:rFonts w:ascii="Times New Roman" w:hAnsi="Times New Roman"/>
-          <w:i/>
-          <w:color w:val="000000" w:themeColor="text1"/>
-          <w:sz w:val="24"/>
-          <w:szCs w:val="24"/>
-        </w:rPr>
-        <w:t>gayThangNam</w:t>
-      </w:r>
-      <w:proofErr w:type="spellEnd"/>
-      <w:r>
-        <w:rPr>
-          <w:rFonts w:ascii="Times New Roman" w:hAnsi="Times New Roman"/>
-          <w:i/>
-          <w:color w:val="000000" w:themeColor="text1"/>
-          <w:sz w:val="24"/>
-          <w:szCs w:val="24"/>
-        </w:rPr>
-        <w:t>]]</w:t>
+        <w:t>[[NgayThangNamHienTaiDayDu]]</w:t>
       </w:r>
     </w:p>
     <w:tbl>
@@ -5233,7 +2128,7 @@
 </file>
 
 <file path=word/endnotes.xml><?xml version="1.0" encoding="utf-8"?>
-<w:endnotes xmlns:wpc="http://schemas.microsoft.com/office/word/2010/wordprocessingCanvas" xmlns:cx="http://schemas.microsoft.com/office/drawing/2014/chartex" xmlns:cx1="http://schemas.microsoft.com/office/drawing/2015/9/8/chartex" xmlns:cx2="http://schemas.microsoft.com/office/drawing/2015/10/21/chartex" xmlns:cx3="http://schemas.microsoft.com/office/drawing/2016/5/9/chartex" xmlns:cx4="http://schemas.microsoft.com/office/drawing/2016/5/10/chartex" xmlns:cx5="http://schemas.microsoft.com/office/drawing/2016/5/11/chartex" xmlns:cx6="http://schemas.microsoft.com/office/drawing/2016/5/12/chartex" xmlns:cx7="http://schemas.microsoft.com/office/drawing/2016/5/13/chartex" xmlns:cx8="http://schemas.microsoft.com/office/drawing/2016/5/14/chartex" xmlns:mc="http://schemas.openxmlformats.org/markup-compatibility/2006" xmlns:aink="http://schemas.microsoft.com/office/drawing/2016/ink" xmlns:am3d="http://schemas.microsoft.com/office/drawing/2017/model3d" xmlns:o="urn:schemas-microsoft-com:office:office" xmlns:oel="http://schemas.microsoft.com/office/2019/extlst" xmlns:r="http://schemas.openxmlformats.org/officeDocument/2006/relationships" xmlns:m="http://schemas.openxmlformats.org/officeDocument/2006/math" xmlns:v="urn:schemas-microsoft-com:vml" xmlns:wp14="http://schemas.microsoft.com/office/word/2010/wordprocessingDrawing" xmlns:wp="http://schemas.openxmlformats.org/drawingml/2006/wordprocessingDrawing" xmlns:w10="urn:schemas-microsoft-com:office:word" xmlns:w="http://schemas.openxmlformats.org/wordprocessingml/2006/main" xmlns:w14="http://schemas.microsoft.com/office/word/2010/wordml" xmlns:w15="http://schemas.microsoft.com/office/word/2012/wordml" xmlns:w16cex="http://schemas.microsoft.com/office/word/2018/wordml/cex" xmlns:w16cid="http://schemas.microsoft.com/office/word/2016/wordml/cid" xmlns:w16="http://schemas.microsoft.com/office/word/2018/wordml" xmlns:w16sdtdh="http://schemas.microsoft.com/office/word/2020/wordml/sdtdatahash" xmlns:w16se="http://schemas.microsoft.com/office/word/2015/wordml/symex" xmlns:wpg="http://schemas.microsoft.com/office/word/2010/wordprocessingGroup" xmlns:wpi="http://schemas.microsoft.com/office/word/2010/wordprocessingInk" xmlns:wne="http://schemas.microsoft.com/office/word/2006/wordml" xmlns:wps="http://schemas.microsoft.com/office/word/2010/wordprocessingShape" mc:Ignorable="w14 w15 w16se w16cid w16 w16cex w16sdtdh wp14">
+<w:endnotes xmlns:wpc="http://schemas.microsoft.com/office/word/2010/wordprocessingCanvas" xmlns:cx="http://schemas.microsoft.com/office/drawing/2014/chartex" xmlns:cx1="http://schemas.microsoft.com/office/drawing/2015/9/8/chartex" xmlns:cx2="http://schemas.microsoft.com/office/drawing/2015/10/21/chartex" xmlns:cx3="http://schemas.microsoft.com/office/drawing/2016/5/9/chartex" xmlns:cx4="http://schemas.microsoft.com/office/drawing/2016/5/10/chartex" xmlns:cx5="http://schemas.microsoft.com/office/drawing/2016/5/11/chartex" xmlns:cx6="http://schemas.microsoft.com/office/drawing/2016/5/12/chartex" xmlns:cx7="http://schemas.microsoft.com/office/drawing/2016/5/13/chartex" xmlns:cx8="http://schemas.microsoft.com/office/drawing/2016/5/14/chartex" xmlns:mc="http://schemas.openxmlformats.org/markup-compatibility/2006" xmlns:aink="http://schemas.microsoft.com/office/drawing/2016/ink" xmlns:am3d="http://schemas.microsoft.com/office/drawing/2017/model3d" xmlns:o="urn:schemas-microsoft-com:office:office" xmlns:oel="http://schemas.microsoft.com/office/2019/extlst" xmlns:r="http://schemas.openxmlformats.org/officeDocument/2006/relationships" xmlns:m="http://schemas.openxmlformats.org/officeDocument/2006/math" xmlns:v="urn:schemas-microsoft-com:vml" xmlns:wp14="http://schemas.microsoft.com/office/word/2010/wordprocessingDrawing" xmlns:wp="http://schemas.openxmlformats.org/drawingml/2006/wordprocessingDrawing" xmlns:w10="urn:schemas-microsoft-com:office:word" xmlns:w="http://schemas.openxmlformats.org/wordprocessingml/2006/main" xmlns:w14="http://schemas.microsoft.com/office/word/2010/wordml" xmlns:w15="http://schemas.microsoft.com/office/word/2012/wordml" xmlns:w16cex="http://schemas.microsoft.com/office/word/2018/wordml/cex" xmlns:w16cid="http://schemas.microsoft.com/office/word/2016/wordml/cid" xmlns:w16="http://schemas.microsoft.com/office/word/2018/wordml" xmlns:w16du="http://schemas.microsoft.com/office/word/2023/wordml/word16du" xmlns:w16sdtdh="http://schemas.microsoft.com/office/word/2020/wordml/sdtdatahash" xmlns:w16sdtfl="http://schemas.microsoft.com/office/word/2024/wordml/sdtformatlock" xmlns:w16se="http://schemas.microsoft.com/office/word/2015/wordml/symex" xmlns:wpg="http://schemas.microsoft.com/office/word/2010/wordprocessingGroup" xmlns:wpi="http://schemas.microsoft.com/office/word/2010/wordprocessingInk" xmlns:wne="http://schemas.microsoft.com/office/word/2006/wordml" xmlns:wps="http://schemas.microsoft.com/office/word/2010/wordprocessingShape" mc:Ignorable="w14 w15 w16se w16cid w16 w16cex w16sdtdh w16sdtfl w16du wp14">
   <w:endnote w:type="separator" w:id="-1">
     <w:p>
       <w:r>
@@ -5252,7 +2147,7 @@
 </file>
 
 <file path=word/footer1.xml><?xml version="1.0" encoding="utf-8"?>
-<w:ftr xmlns:wpc="http://schemas.microsoft.com/office/word/2010/wordprocessingCanvas" xmlns:cx="http://schemas.microsoft.com/office/drawing/2014/chartex" xmlns:cx1="http://schemas.microsoft.com/office/drawing/2015/9/8/chartex" xmlns:cx2="http://schemas.microsoft.com/office/drawing/2015/10/21/chartex" xmlns:cx3="http://schemas.microsoft.com/office/drawing/2016/5/9/chartex" xmlns:cx4="http://schemas.microsoft.com/office/drawing/2016/5/10/chartex" xmlns:cx5="http://schemas.microsoft.com/office/drawing/2016/5/11/chartex" xmlns:cx6="http://schemas.microsoft.com/office/drawing/2016/5/12/chartex" xmlns:cx7="http://schemas.microsoft.com/office/drawing/2016/5/13/chartex" xmlns:cx8="http://schemas.microsoft.com/office/drawing/2016/5/14/chartex" xmlns:mc="http://schemas.openxmlformats.org/markup-compatibility/2006" xmlns:aink="http://schemas.microsoft.com/office/drawing/2016/ink" xmlns:am3d="http://schemas.microsoft.com/office/drawing/2017/model3d" xmlns:o="urn:schemas-microsoft-com:office:office" xmlns:oel="http://schemas.microsoft.com/office/2019/extlst" xmlns:r="http://schemas.openxmlformats.org/officeDocument/2006/relationships" xmlns:m="http://schemas.openxmlformats.org/officeDocument/2006/math" xmlns:v="urn:schemas-microsoft-com:vml" xmlns:wp14="http://schemas.microsoft.com/office/word/2010/wordprocessingDrawing" xmlns:wp="http://schemas.openxmlformats.org/drawingml/2006/wordprocessingDrawing" xmlns:w10="urn:schemas-microsoft-com:office:word" xmlns:w="http://schemas.openxmlformats.org/wordprocessingml/2006/main" xmlns:w14="http://schemas.microsoft.com/office/word/2010/wordml" xmlns:w15="http://schemas.microsoft.com/office/word/2012/wordml" xmlns:w16cex="http://schemas.microsoft.com/office/word/2018/wordml/cex" xmlns:w16cid="http://schemas.microsoft.com/office/word/2016/wordml/cid" xmlns:w16="http://schemas.microsoft.com/office/word/2018/wordml" xmlns:w16sdtdh="http://schemas.microsoft.com/office/word/2020/wordml/sdtdatahash" xmlns:w16se="http://schemas.microsoft.com/office/word/2015/wordml/symex" xmlns:wpg="http://schemas.microsoft.com/office/word/2010/wordprocessingGroup" xmlns:wpi="http://schemas.microsoft.com/office/word/2010/wordprocessingInk" xmlns:wne="http://schemas.microsoft.com/office/word/2006/wordml" xmlns:wps="http://schemas.microsoft.com/office/word/2010/wordprocessingShape" mc:Ignorable="w14 w15 w16se w16cid w16 w16cex w16sdtdh wp14">
+<w:ftr xmlns:wpc="http://schemas.microsoft.com/office/word/2010/wordprocessingCanvas" xmlns:cx="http://schemas.microsoft.com/office/drawing/2014/chartex" xmlns:cx1="http://schemas.microsoft.com/office/drawing/2015/9/8/chartex" xmlns:cx2="http://schemas.microsoft.com/office/drawing/2015/10/21/chartex" xmlns:cx3="http://schemas.microsoft.com/office/drawing/2016/5/9/chartex" xmlns:cx4="http://schemas.microsoft.com/office/drawing/2016/5/10/chartex" xmlns:cx5="http://schemas.microsoft.com/office/drawing/2016/5/11/chartex" xmlns:cx6="http://schemas.microsoft.com/office/drawing/2016/5/12/chartex" xmlns:cx7="http://schemas.microsoft.com/office/drawing/2016/5/13/chartex" xmlns:cx8="http://schemas.microsoft.com/office/drawing/2016/5/14/chartex" xmlns:mc="http://schemas.openxmlformats.org/markup-compatibility/2006" xmlns:aink="http://schemas.microsoft.com/office/drawing/2016/ink" xmlns:am3d="http://schemas.microsoft.com/office/drawing/2017/model3d" xmlns:o="urn:schemas-microsoft-com:office:office" xmlns:oel="http://schemas.microsoft.com/office/2019/extlst" xmlns:r="http://schemas.openxmlformats.org/officeDocument/2006/relationships" xmlns:m="http://schemas.openxmlformats.org/officeDocument/2006/math" xmlns:v="urn:schemas-microsoft-com:vml" xmlns:wp14="http://schemas.microsoft.com/office/word/2010/wordprocessingDrawing" xmlns:wp="http://schemas.openxmlformats.org/drawingml/2006/wordprocessingDrawing" xmlns:w10="urn:schemas-microsoft-com:office:word" xmlns:w="http://schemas.openxmlformats.org/wordprocessingml/2006/main" xmlns:w14="http://schemas.microsoft.com/office/word/2010/wordml" xmlns:w15="http://schemas.microsoft.com/office/word/2012/wordml" xmlns:w16cex="http://schemas.microsoft.com/office/word/2018/wordml/cex" xmlns:w16cid="http://schemas.microsoft.com/office/word/2016/wordml/cid" xmlns:w16="http://schemas.microsoft.com/office/word/2018/wordml" xmlns:w16du="http://schemas.microsoft.com/office/word/2023/wordml/word16du" xmlns:w16sdtdh="http://schemas.microsoft.com/office/word/2020/wordml/sdtdatahash" xmlns:w16sdtfl="http://schemas.microsoft.com/office/word/2024/wordml/sdtformatlock" xmlns:w16se="http://schemas.microsoft.com/office/word/2015/wordml/symex" xmlns:wpg="http://schemas.microsoft.com/office/word/2010/wordprocessingGroup" xmlns:wpi="http://schemas.microsoft.com/office/word/2010/wordprocessingInk" xmlns:wne="http://schemas.microsoft.com/office/word/2006/wordml" xmlns:wps="http://schemas.microsoft.com/office/word/2010/wordprocessingShape" mc:Ignorable="w14 w15 w16se w16cid w16 w16cex w16sdtdh w16sdtfl w16du wp14">
   <w:p>
     <w:pPr>
       <w:pStyle w:val="Footer"/>
@@ -5294,7 +2189,7 @@
 </file>
 
 <file path=word/footer2.xml><?xml version="1.0" encoding="utf-8"?>
-<w:ftr xmlns:wpc="http://schemas.microsoft.com/office/word/2010/wordprocessingCanvas" xmlns:cx="http://schemas.microsoft.com/office/drawing/2014/chartex" xmlns:cx1="http://schemas.microsoft.com/office/drawing/2015/9/8/chartex" xmlns:cx2="http://schemas.microsoft.com/office/drawing/2015/10/21/chartex" xmlns:cx3="http://schemas.microsoft.com/office/drawing/2016/5/9/chartex" xmlns:cx4="http://schemas.microsoft.com/office/drawing/2016/5/10/chartex" xmlns:cx5="http://schemas.microsoft.com/office/drawing/2016/5/11/chartex" xmlns:cx6="http://schemas.microsoft.com/office/drawing/2016/5/12/chartex" xmlns:cx7="http://schemas.microsoft.com/office/drawing/2016/5/13/chartex" xmlns:cx8="http://schemas.microsoft.com/office/drawing/2016/5/14/chartex" xmlns:mc="http://schemas.openxmlformats.org/markup-compatibility/2006" xmlns:aink="http://schemas.microsoft.com/office/drawing/2016/ink" xmlns:am3d="http://schemas.microsoft.com/office/drawing/2017/model3d" xmlns:o="urn:schemas-microsoft-com:office:office" xmlns:oel="http://schemas.microsoft.com/office/2019/extlst" xmlns:r="http://schemas.openxmlformats.org/officeDocument/2006/relationships" xmlns:m="http://schemas.openxmlformats.org/officeDocument/2006/math" xmlns:v="urn:schemas-microsoft-com:vml" xmlns:wp14="http://schemas.microsoft.com/office/word/2010/wordprocessingDrawing" xmlns:wp="http://schemas.openxmlformats.org/drawingml/2006/wordprocessingDrawing" xmlns:w10="urn:schemas-microsoft-com:office:word" xmlns:w="http://schemas.openxmlformats.org/wordprocessingml/2006/main" xmlns:w14="http://schemas.microsoft.com/office/word/2010/wordml" xmlns:w15="http://schemas.microsoft.com/office/word/2012/wordml" xmlns:w16cex="http://schemas.microsoft.com/office/word/2018/wordml/cex" xmlns:w16cid="http://schemas.microsoft.com/office/word/2016/wordml/cid" xmlns:w16="http://schemas.microsoft.com/office/word/2018/wordml" xmlns:w16sdtdh="http://schemas.microsoft.com/office/word/2020/wordml/sdtdatahash" xmlns:w16se="http://schemas.microsoft.com/office/word/2015/wordml/symex" xmlns:wpg="http://schemas.microsoft.com/office/word/2010/wordprocessingGroup" xmlns:wpi="http://schemas.microsoft.com/office/word/2010/wordprocessingInk" xmlns:wne="http://schemas.microsoft.com/office/word/2006/wordml" xmlns:wps="http://schemas.microsoft.com/office/word/2010/wordprocessingShape" mc:Ignorable="w14 w15 w16se w16cid w16 w16cex w16sdtdh wp14">
+<w:ftr xmlns:wpc="http://schemas.microsoft.com/office/word/2010/wordprocessingCanvas" xmlns:cx="http://schemas.microsoft.com/office/drawing/2014/chartex" xmlns:cx1="http://schemas.microsoft.com/office/drawing/2015/9/8/chartex" xmlns:cx2="http://schemas.microsoft.com/office/drawing/2015/10/21/chartex" xmlns:cx3="http://schemas.microsoft.com/office/drawing/2016/5/9/chartex" xmlns:cx4="http://schemas.microsoft.com/office/drawing/2016/5/10/chartex" xmlns:cx5="http://schemas.microsoft.com/office/drawing/2016/5/11/chartex" xmlns:cx6="http://schemas.microsoft.com/office/drawing/2016/5/12/chartex" xmlns:cx7="http://schemas.microsoft.com/office/drawing/2016/5/13/chartex" xmlns:cx8="http://schemas.microsoft.com/office/drawing/2016/5/14/chartex" xmlns:mc="http://schemas.openxmlformats.org/markup-compatibility/2006" xmlns:aink="http://schemas.microsoft.com/office/drawing/2016/ink" xmlns:am3d="http://schemas.microsoft.com/office/drawing/2017/model3d" xmlns:o="urn:schemas-microsoft-com:office:office" xmlns:oel="http://schemas.microsoft.com/office/2019/extlst" xmlns:r="http://schemas.openxmlformats.org/officeDocument/2006/relationships" xmlns:m="http://schemas.openxmlformats.org/officeDocument/2006/math" xmlns:v="urn:schemas-microsoft-com:vml" xmlns:wp14="http://schemas.microsoft.com/office/word/2010/wordprocessingDrawing" xmlns:wp="http://schemas.openxmlformats.org/drawingml/2006/wordprocessingDrawing" xmlns:w10="urn:schemas-microsoft-com:office:word" xmlns:w="http://schemas.openxmlformats.org/wordprocessingml/2006/main" xmlns:w14="http://schemas.microsoft.com/office/word/2010/wordml" xmlns:w15="http://schemas.microsoft.com/office/word/2012/wordml" xmlns:w16cex="http://schemas.microsoft.com/office/word/2018/wordml/cex" xmlns:w16cid="http://schemas.microsoft.com/office/word/2016/wordml/cid" xmlns:w16="http://schemas.microsoft.com/office/word/2018/wordml" xmlns:w16du="http://schemas.microsoft.com/office/word/2023/wordml/word16du" xmlns:w16sdtdh="http://schemas.microsoft.com/office/word/2020/wordml/sdtdatahash" xmlns:w16sdtfl="http://schemas.microsoft.com/office/word/2024/wordml/sdtformatlock" xmlns:w16se="http://schemas.microsoft.com/office/word/2015/wordml/symex" xmlns:wpg="http://schemas.microsoft.com/office/word/2010/wordprocessingGroup" xmlns:wpi="http://schemas.microsoft.com/office/word/2010/wordprocessingInk" xmlns:wne="http://schemas.microsoft.com/office/word/2006/wordml" xmlns:wps="http://schemas.microsoft.com/office/word/2010/wordprocessingShape" mc:Ignorable="w14 w15 w16se w16cid w16 w16cex w16sdtdh w16sdtfl w16du wp14">
   <w:sdt>
     <w:sdtPr>
       <w:id w:val="-165637402"/>
@@ -5629,7 +2524,7 @@
 </file>
 
 <file path=word/footnotes.xml><?xml version="1.0" encoding="utf-8"?>
-<w:footnotes xmlns:wpc="http://schemas.microsoft.com/office/word/2010/wordprocessingCanvas" xmlns:cx="http://schemas.microsoft.com/office/drawing/2014/chartex" xmlns:cx1="http://schemas.microsoft.com/office/drawing/2015/9/8/chartex" xmlns:cx2="http://schemas.microsoft.com/office/drawing/2015/10/21/chartex" xmlns:cx3="http://schemas.microsoft.com/office/drawing/2016/5/9/chartex" xmlns:cx4="http://schemas.microsoft.com/office/drawing/2016/5/10/chartex" xmlns:cx5="http://schemas.microsoft.com/office/drawing/2016/5/11/chartex" xmlns:cx6="http://schemas.microsoft.com/office/drawing/2016/5/12/chartex" xmlns:cx7="http://schemas.microsoft.com/office/drawing/2016/5/13/chartex" xmlns:cx8="http://schemas.microsoft.com/office/drawing/2016/5/14/chartex" xmlns:mc="http://schemas.openxmlformats.org/markup-compatibility/2006" xmlns:aink="http://schemas.microsoft.com/office/drawing/2016/ink" xmlns:am3d="http://schemas.microsoft.com/office/drawing/2017/model3d" xmlns:o="urn:schemas-microsoft-com:office:office" xmlns:oel="http://schemas.microsoft.com/office/2019/extlst" xmlns:r="http://schemas.openxmlformats.org/officeDocument/2006/relationships" xmlns:m="http://schemas.openxmlformats.org/officeDocument/2006/math" xmlns:v="urn:schemas-microsoft-com:vml" xmlns:wp14="http://schemas.microsoft.com/office/word/2010/wordprocessingDrawing" xmlns:wp="http://schemas.openxmlformats.org/drawingml/2006/wordprocessingDrawing" xmlns:w10="urn:schemas-microsoft-com:office:word" xmlns:w="http://schemas.openxmlformats.org/wordprocessingml/2006/main" xmlns:w14="http://schemas.microsoft.com/office/word/2010/wordml" xmlns:w15="http://schemas.microsoft.com/office/word/2012/wordml" xmlns:w16cex="http://schemas.microsoft.com/office/word/2018/wordml/cex" xmlns:w16cid="http://schemas.microsoft.com/office/word/2016/wordml/cid" xmlns:w16="http://schemas.microsoft.com/office/word/2018/wordml" xmlns:w16sdtdh="http://schemas.microsoft.com/office/word/2020/wordml/sdtdatahash" xmlns:w16se="http://schemas.microsoft.com/office/word/2015/wordml/symex" xmlns:wpg="http://schemas.microsoft.com/office/word/2010/wordprocessingGroup" xmlns:wpi="http://schemas.microsoft.com/office/word/2010/wordprocessingInk" xmlns:wne="http://schemas.microsoft.com/office/word/2006/wordml" xmlns:wps="http://schemas.microsoft.com/office/word/2010/wordprocessingShape" mc:Ignorable="w14 w15 w16se w16cid w16 w16cex w16sdtdh wp14">
+<w:footnotes xmlns:wpc="http://schemas.microsoft.com/office/word/2010/wordprocessingCanvas" xmlns:cx="http://schemas.microsoft.com/office/drawing/2014/chartex" xmlns:cx1="http://schemas.microsoft.com/office/drawing/2015/9/8/chartex" xmlns:cx2="http://schemas.microsoft.com/office/drawing/2015/10/21/chartex" xmlns:cx3="http://schemas.microsoft.com/office/drawing/2016/5/9/chartex" xmlns:cx4="http://schemas.microsoft.com/office/drawing/2016/5/10/chartex" xmlns:cx5="http://schemas.microsoft.com/office/drawing/2016/5/11/chartex" xmlns:cx6="http://schemas.microsoft.com/office/drawing/2016/5/12/chartex" xmlns:cx7="http://schemas.microsoft.com/office/drawing/2016/5/13/chartex" xmlns:cx8="http://schemas.microsoft.com/office/drawing/2016/5/14/chartex" xmlns:mc="http://schemas.openxmlformats.org/markup-compatibility/2006" xmlns:aink="http://schemas.microsoft.com/office/drawing/2016/ink" xmlns:am3d="http://schemas.microsoft.com/office/drawing/2017/model3d" xmlns:o="urn:schemas-microsoft-com:office:office" xmlns:oel="http://schemas.microsoft.com/office/2019/extlst" xmlns:r="http://schemas.openxmlformats.org/officeDocument/2006/relationships" xmlns:m="http://schemas.openxmlformats.org/officeDocument/2006/math" xmlns:v="urn:schemas-microsoft-com:vml" xmlns:wp14="http://schemas.microsoft.com/office/word/2010/wordprocessingDrawing" xmlns:wp="http://schemas.openxmlformats.org/drawingml/2006/wordprocessingDrawing" xmlns:w10="urn:schemas-microsoft-com:office:word" xmlns:w="http://schemas.openxmlformats.org/wordprocessingml/2006/main" xmlns:w14="http://schemas.microsoft.com/office/word/2010/wordml" xmlns:w15="http://schemas.microsoft.com/office/word/2012/wordml" xmlns:w16cex="http://schemas.microsoft.com/office/word/2018/wordml/cex" xmlns:w16cid="http://schemas.microsoft.com/office/word/2016/wordml/cid" xmlns:w16="http://schemas.microsoft.com/office/word/2018/wordml" xmlns:w16du="http://schemas.microsoft.com/office/word/2023/wordml/word16du" xmlns:w16sdtdh="http://schemas.microsoft.com/office/word/2020/wordml/sdtdatahash" xmlns:w16sdtfl="http://schemas.microsoft.com/office/word/2024/wordml/sdtformatlock" xmlns:w16se="http://schemas.microsoft.com/office/word/2015/wordml/symex" xmlns:wpg="http://schemas.microsoft.com/office/word/2010/wordprocessingGroup" xmlns:wpi="http://schemas.microsoft.com/office/word/2010/wordprocessingInk" xmlns:wne="http://schemas.microsoft.com/office/word/2006/wordml" xmlns:wps="http://schemas.microsoft.com/office/word/2010/wordprocessingShape" mc:Ignorable="w14 w15 w16se w16cid w16 w16cex w16sdtdh w16sdtfl w16du wp14">
   <w:footnote w:type="separator" w:id="-1">
     <w:p>
       <w:r>
@@ -5648,7 +2543,7 @@
 </file>
 
 <file path=word/header1.xml><?xml version="1.0" encoding="utf-8"?>
-<w:hdr xmlns:wpc="http://schemas.microsoft.com/office/word/2010/wordprocessingCanvas" xmlns:cx="http://schemas.microsoft.com/office/drawing/2014/chartex" xmlns:cx1="http://schemas.microsoft.com/office/drawing/2015/9/8/chartex" xmlns:cx2="http://schemas.microsoft.com/office/drawing/2015/10/21/chartex" xmlns:cx3="http://schemas.microsoft.com/office/drawing/2016/5/9/chartex" xmlns:cx4="http://schemas.microsoft.com/office/drawing/2016/5/10/chartex" xmlns:cx5="http://schemas.microsoft.com/office/drawing/2016/5/11/chartex" xmlns:cx6="http://schemas.microsoft.com/office/drawing/2016/5/12/chartex" xmlns:cx7="http://schemas.microsoft.com/office/drawing/2016/5/13/chartex" xmlns:cx8="http://schemas.microsoft.com/office/drawing/2016/5/14/chartex" xmlns:mc="http://schemas.openxmlformats.org/markup-compatibility/2006" xmlns:aink="http://schemas.microsoft.com/office/drawing/2016/ink" xmlns:am3d="http://schemas.microsoft.com/office/drawing/2017/model3d" xmlns:o="urn:schemas-microsoft-com:office:office" xmlns:oel="http://schemas.microsoft.com/office/2019/extlst" xmlns:r="http://schemas.openxmlformats.org/officeDocument/2006/relationships" xmlns:m="http://schemas.openxmlformats.org/officeDocument/2006/math" xmlns:v="urn:schemas-microsoft-com:vml" xmlns:wp14="http://schemas.microsoft.com/office/word/2010/wordprocessingDrawing" xmlns:wp="http://schemas.openxmlformats.org/drawingml/2006/wordprocessingDrawing" xmlns:w10="urn:schemas-microsoft-com:office:word" xmlns:w="http://schemas.openxmlformats.org/wordprocessingml/2006/main" xmlns:w14="http://schemas.microsoft.com/office/word/2010/wordml" xmlns:w15="http://schemas.microsoft.com/office/word/2012/wordml" xmlns:w16cex="http://schemas.microsoft.com/office/word/2018/wordml/cex" xmlns:w16cid="http://schemas.microsoft.com/office/word/2016/wordml/cid" xmlns:w16="http://schemas.microsoft.com/office/word/2018/wordml" xmlns:w16sdtdh="http://schemas.microsoft.com/office/word/2020/wordml/sdtdatahash" xmlns:w16se="http://schemas.microsoft.com/office/word/2015/wordml/symex" xmlns:wpg="http://schemas.microsoft.com/office/word/2010/wordprocessingGroup" xmlns:wpi="http://schemas.microsoft.com/office/word/2010/wordprocessingInk" xmlns:wne="http://schemas.microsoft.com/office/word/2006/wordml" xmlns:wps="http://schemas.microsoft.com/office/word/2010/wordprocessingShape" mc:Ignorable="w14 w15 w16se w16cid w16 w16cex w16sdtdh wp14">
+<w:hdr xmlns:wpc="http://schemas.microsoft.com/office/word/2010/wordprocessingCanvas" xmlns:cx="http://schemas.microsoft.com/office/drawing/2014/chartex" xmlns:cx1="http://schemas.microsoft.com/office/drawing/2015/9/8/chartex" xmlns:cx2="http://schemas.microsoft.com/office/drawing/2015/10/21/chartex" xmlns:cx3="http://schemas.microsoft.com/office/drawing/2016/5/9/chartex" xmlns:cx4="http://schemas.microsoft.com/office/drawing/2016/5/10/chartex" xmlns:cx5="http://schemas.microsoft.com/office/drawing/2016/5/11/chartex" xmlns:cx6="http://schemas.microsoft.com/office/drawing/2016/5/12/chartex" xmlns:cx7="http://schemas.microsoft.com/office/drawing/2016/5/13/chartex" xmlns:cx8="http://schemas.microsoft.com/office/drawing/2016/5/14/chartex" xmlns:mc="http://schemas.openxmlformats.org/markup-compatibility/2006" xmlns:aink="http://schemas.microsoft.com/office/drawing/2016/ink" xmlns:am3d="http://schemas.microsoft.com/office/drawing/2017/model3d" xmlns:o="urn:schemas-microsoft-com:office:office" xmlns:oel="http://schemas.microsoft.com/office/2019/extlst" xmlns:r="http://schemas.openxmlformats.org/officeDocument/2006/relationships" xmlns:m="http://schemas.openxmlformats.org/officeDocument/2006/math" xmlns:v="urn:schemas-microsoft-com:vml" xmlns:wp14="http://schemas.microsoft.com/office/word/2010/wordprocessingDrawing" xmlns:wp="http://schemas.openxmlformats.org/drawingml/2006/wordprocessingDrawing" xmlns:w10="urn:schemas-microsoft-com:office:word" xmlns:w="http://schemas.openxmlformats.org/wordprocessingml/2006/main" xmlns:w14="http://schemas.microsoft.com/office/word/2010/wordml" xmlns:w15="http://schemas.microsoft.com/office/word/2012/wordml" xmlns:w16cex="http://schemas.microsoft.com/office/word/2018/wordml/cex" xmlns:w16cid="http://schemas.microsoft.com/office/word/2016/wordml/cid" xmlns:w16="http://schemas.microsoft.com/office/word/2018/wordml" xmlns:w16du="http://schemas.microsoft.com/office/word/2023/wordml/word16du" xmlns:w16sdtdh="http://schemas.microsoft.com/office/word/2020/wordml/sdtdatahash" xmlns:w16sdtfl="http://schemas.microsoft.com/office/word/2024/wordml/sdtformatlock" xmlns:w16se="http://schemas.microsoft.com/office/word/2015/wordml/symex" xmlns:wpg="http://schemas.microsoft.com/office/word/2010/wordprocessingGroup" xmlns:wpi="http://schemas.microsoft.com/office/word/2010/wordprocessingInk" xmlns:wne="http://schemas.microsoft.com/office/word/2006/wordml" xmlns:wps="http://schemas.microsoft.com/office/word/2010/wordprocessingShape" mc:Ignorable="w14 w15 w16se w16cid w16 w16cex w16sdtdh w16sdtfl w16du wp14">
   <w:p>
     <w:pPr>
       <w:pStyle w:val="Header"/>
@@ -5902,7 +2797,7 @@
 </file>
 
 <file path=word/numbering.xml><?xml version="1.0" encoding="utf-8"?>
-<w:numbering xmlns:wpc="http://schemas.microsoft.com/office/word/2010/wordprocessingCanvas" xmlns:cx="http://schemas.microsoft.com/office/drawing/2014/chartex" xmlns:cx1="http://schemas.microsoft.com/office/drawing/2015/9/8/chartex" xmlns:cx2="http://schemas.microsoft.com/office/drawing/2015/10/21/chartex" xmlns:cx3="http://schemas.microsoft.com/office/drawing/2016/5/9/chartex" xmlns:cx4="http://schemas.microsoft.com/office/drawing/2016/5/10/chartex" xmlns:cx5="http://schemas.microsoft.com/office/drawing/2016/5/11/chartex" xmlns:cx6="http://schemas.microsoft.com/office/drawing/2016/5/12/chartex" xmlns:cx7="http://schemas.microsoft.com/office/drawing/2016/5/13/chartex" xmlns:cx8="http://schemas.microsoft.com/office/drawing/2016/5/14/chartex" xmlns:mc="http://schemas.openxmlformats.org/markup-compatibility/2006" xmlns:aink="http://schemas.microsoft.com/office/drawing/2016/ink" xmlns:am3d="http://schemas.microsoft.com/office/drawing/2017/model3d" xmlns:o="urn:schemas-microsoft-com:office:office" xmlns:oel="http://schemas.microsoft.com/office/2019/extlst" xmlns:r="http://schemas.openxmlformats.org/officeDocument/2006/relationships" xmlns:m="http://schemas.openxmlformats.org/officeDocument/2006/math" xmlns:v="urn:schemas-microsoft-com:vml" xmlns:wp14="http://schemas.microsoft.com/office/word/2010/wordprocessingDrawing" xmlns:wp="http://schemas.openxmlformats.org/drawingml/2006/wordprocessingDrawing" xmlns:w10="urn:schemas-microsoft-com:office:word" xmlns:w="http://schemas.openxmlformats.org/wordprocessingml/2006/main" xmlns:w14="http://schemas.microsoft.com/office/word/2010/wordml" xmlns:w15="http://schemas.microsoft.com/office/word/2012/wordml" xmlns:w16cex="http://schemas.microsoft.com/office/word/2018/wordml/cex" xmlns:w16cid="http://schemas.microsoft.com/office/word/2016/wordml/cid" xmlns:w16="http://schemas.microsoft.com/office/word/2018/wordml" xmlns:w16sdtdh="http://schemas.microsoft.com/office/word/2020/wordml/sdtdatahash" xmlns:w16se="http://schemas.microsoft.com/office/word/2015/wordml/symex" xmlns:wpg="http://schemas.microsoft.com/office/word/2010/wordprocessingGroup" xmlns:wpi="http://schemas.microsoft.com/office/word/2010/wordprocessingInk" xmlns:wne="http://schemas.microsoft.com/office/word/2006/wordml" xmlns:wps="http://schemas.microsoft.com/office/word/2010/wordprocessingShape" mc:Ignorable="w14 w15 w16se w16cid w16 w16cex w16sdtdh wp14">
+<w:numbering xmlns:wpc="http://schemas.microsoft.com/office/word/2010/wordprocessingCanvas" xmlns:cx="http://schemas.microsoft.com/office/drawing/2014/chartex" xmlns:cx1="http://schemas.microsoft.com/office/drawing/2015/9/8/chartex" xmlns:cx2="http://schemas.microsoft.com/office/drawing/2015/10/21/chartex" xmlns:cx3="http://schemas.microsoft.com/office/drawing/2016/5/9/chartex" xmlns:cx4="http://schemas.microsoft.com/office/drawing/2016/5/10/chartex" xmlns:cx5="http://schemas.microsoft.com/office/drawing/2016/5/11/chartex" xmlns:cx6="http://schemas.microsoft.com/office/drawing/2016/5/12/chartex" xmlns:cx7="http://schemas.microsoft.com/office/drawing/2016/5/13/chartex" xmlns:cx8="http://schemas.microsoft.com/office/drawing/2016/5/14/chartex" xmlns:mc="http://schemas.openxmlformats.org/markup-compatibility/2006" xmlns:aink="http://schemas.microsoft.com/office/drawing/2016/ink" xmlns:am3d="http://schemas.microsoft.com/office/drawing/2017/model3d" xmlns:o="urn:schemas-microsoft-com:office:office" xmlns:oel="http://schemas.microsoft.com/office/2019/extlst" xmlns:r="http://schemas.openxmlformats.org/officeDocument/2006/relationships" xmlns:m="http://schemas.openxmlformats.org/officeDocument/2006/math" xmlns:v="urn:schemas-microsoft-com:vml" xmlns:wp14="http://schemas.microsoft.com/office/word/2010/wordprocessingDrawing" xmlns:wp="http://schemas.openxmlformats.org/drawingml/2006/wordprocessingDrawing" xmlns:w10="urn:schemas-microsoft-com:office:word" xmlns:w="http://schemas.openxmlformats.org/wordprocessingml/2006/main" xmlns:w14="http://schemas.microsoft.com/office/word/2010/wordml" xmlns:w15="http://schemas.microsoft.com/office/word/2012/wordml" xmlns:w16cex="http://schemas.microsoft.com/office/word/2018/wordml/cex" xmlns:w16cid="http://schemas.microsoft.com/office/word/2016/wordml/cid" xmlns:w16="http://schemas.microsoft.com/office/word/2018/wordml" xmlns:w16du="http://schemas.microsoft.com/office/word/2023/wordml/word16du" xmlns:w16sdtdh="http://schemas.microsoft.com/office/word/2020/wordml/sdtdatahash" xmlns:w16sdtfl="http://schemas.microsoft.com/office/word/2024/wordml/sdtformatlock" xmlns:w16se="http://schemas.microsoft.com/office/word/2015/wordml/symex" xmlns:wpg="http://schemas.microsoft.com/office/word/2010/wordprocessingGroup" xmlns:wpi="http://schemas.microsoft.com/office/word/2010/wordprocessingInk" xmlns:wne="http://schemas.microsoft.com/office/word/2006/wordml" xmlns:wps="http://schemas.microsoft.com/office/word/2010/wordprocessingShape" mc:Ignorable="w14 w15 w16se w16cid w16 w16cex w16sdtdh w16sdtfl w16du wp14">
   <w:abstractNum w:abstractNumId="0" w15:restartNumberingAfterBreak="0">
     <w:nsid w:val="38F308C5"/>
     <w:multiLevelType w:val="hybridMultilevel"/>
@@ -6228,7 +3123,7 @@
 </file>
 
 <file path=word/styles.xml><?xml version="1.0" encoding="utf-8"?>
-<w:styles xmlns:mc="http://schemas.openxmlformats.org/markup-compatibility/2006" xmlns:r="http://schemas.openxmlformats.org/officeDocument/2006/relationships" xmlns:w="http://schemas.openxmlformats.org/wordprocessingml/2006/main" xmlns:w14="http://schemas.microsoft.com/office/word/2010/wordml" xmlns:w15="http://schemas.microsoft.com/office/word/2012/wordml" xmlns:w16cex="http://schemas.microsoft.com/office/word/2018/wordml/cex" xmlns:w16cid="http://schemas.microsoft.com/office/word/2016/wordml/cid" xmlns:w16="http://schemas.microsoft.com/office/word/2018/wordml" xmlns:w16sdtdh="http://schemas.microsoft.com/office/word/2020/wordml/sdtdatahash" xmlns:w16se="http://schemas.microsoft.com/office/word/2015/wordml/symex" mc:Ignorable="w14 w15 w16se w16cid w16 w16cex w16sdtdh">
+<w:styles xmlns:mc="http://schemas.openxmlformats.org/markup-compatibility/2006" xmlns:r="http://schemas.openxmlformats.org/officeDocument/2006/relationships" xmlns:w="http://schemas.openxmlformats.org/wordprocessingml/2006/main" xmlns:w14="http://schemas.microsoft.com/office/word/2010/wordml" xmlns:w15="http://schemas.microsoft.com/office/word/2012/wordml" xmlns:w16cex="http://schemas.microsoft.com/office/word/2018/wordml/cex" xmlns:w16cid="http://schemas.microsoft.com/office/word/2016/wordml/cid" xmlns:w16="http://schemas.microsoft.com/office/word/2018/wordml" xmlns:w16du="http://schemas.microsoft.com/office/word/2023/wordml/word16du" xmlns:w16sdtdh="http://schemas.microsoft.com/office/word/2020/wordml/sdtdatahash" xmlns:w16sdtfl="http://schemas.microsoft.com/office/word/2024/wordml/sdtformatlock" xmlns:w16se="http://schemas.microsoft.com/office/word/2015/wordml/symex" mc:Ignorable="w14 w15 w16se w16cid w16 w16cex w16sdtdh w16sdtfl w16du">
   <w:docDefaults>
     <w:rPrDefault>
       <w:rPr>
